--- a/docs/rapp-workshop/downloads/FY27 RAPP Facilitator Guide.docx
+++ b/docs/rapp-workshop/downloads/FY27 RAPP Facilitator Guide.docx
@@ -1161,7 +1161,7 @@
           <w:sz w:val="21"/>
           <w:szCs w:val="21"/>
         </w:rPr>
-        <w:t xml:space="preserve">Replace these tokens before sending customer-facing material: {CUSTOMER}, {DATE}, {TIME_ZONE}, {WORKSHOP_URL}, {TARGET_ENVIRONMENT}, {FACILITATOR_NAME}, {SUPPORT_CONTACT}, and {ARTIFACT_LOCATION}.</w:t>
+        <w:t xml:space="preserve">Replace these tokens before sending customer-facing material: {CUSTOMER}, {DATE}, {TIME_ZONE}, {WORKSHOP_URL}, {TARGET_ENVIRONMENT}, {FACILITATOR_NAME}, {SUPPORT_CONTACT}, and {ARTIFACT_LOCATION}. The communications pack adds per-template tokens (for example {SCENARIO_TITLE}, {SURVEY_DUE_DATE}, {FEEDBACK_LINK}); replace every {TOKEN} placeholder before sending.</w:t>
       </w:r>
     </w:p>
     <w:tbl>
@@ -1637,7 +1637,7 @@
                 <w:sz w:val="21"/>
                 <w:szCs w:val="21"/>
               </w:rPr>
-              <w:t xml:space="preserve">22-slide deck with speaker notes and a five-step build-along</w:t>
+              <w:t xml:space="preserve">22-slide build-along paired with the facilitator guide talk track</w:t>
             </w:r>
           </w:p>
         </w:tc>

--- a/docs/rapp-workshop/downloads/FY27 RAPP Facilitator Guide.docx
+++ b/docs/rapp-workshop/downloads/FY27 RAPP Facilitator Guide.docx
@@ -59,7 +59,7 @@
           <w:sz w:val="28"/>
           <w:szCs w:val="28"/>
         </w:rPr>
-        <w:t xml:space="preserve">One-hour Documents to Copilot Studio workshop</w:t>
+        <w:t xml:space="preserve">One-hour local Brainstem rapid-prototyping workshop</w:t>
       </w:r>
     </w:p>
     <w:p>
@@ -79,7 +79,7 @@
           <w:sz w:val="24"/>
           <w:szCs w:val="24"/>
         </w:rPr>
-        <w:t xml:space="preserve">Documents → Copilot Studio</w:t>
+        <w:t xml:space="preserve">Use case → Local Brainstem agent</w:t>
       </w:r>
     </w:p>
     <w:tbl>
@@ -952,7 +952,7 @@
                 <w:sz w:val="21"/>
                 <w:szCs w:val="21"/>
               </w:rPr>
-              <w:t xml:space="preserve">A confirmed MVP, reviewed agent assets, imported Copilot Studio solution, and test evidence</w:t>
+              <w:t xml:space="preserve">A shareable local agent.py, a running Brainstem prototype, and local test evidence</w:t>
             </w:r>
           </w:p>
         </w:tc>
@@ -1161,7 +1161,7 @@
           <w:sz w:val="21"/>
           <w:szCs w:val="21"/>
         </w:rPr>
-        <w:t xml:space="preserve">Replace these tokens before sending customer-facing material: {CUSTOMER}, {DATE}, {TIME_ZONE}, {WORKSHOP_URL}, {TARGET_ENVIRONMENT}, {FACILITATOR_NAME}, {SUPPORT_CONTACT}, and {ARTIFACT_LOCATION}. The communications pack adds per-template tokens (for example {SCENARIO_TITLE}, {SURVEY_DUE_DATE}, {FEEDBACK_LINK}); replace every {TOKEN} placeholder before sending.</w:t>
+        <w:t xml:space="preserve">Replace these tokens before sending customer-facing material: {CUSTOMER}, {DATE}, {TIME_ZONE}, {INSTALL_URL}, {FACILITATOR_NAME}, {SUPPORT_CONTACT}, and {ARTIFACT_LOCATION}. Optional extension templates may also use {TARGET_ENVIRONMENT}. The communications pack adds per-template tokens (for example {SCENARIO_TITLE}, {SURVEY_DUE_DATE}, {FEEDBACK_LINK}); replace every {TOKEN} placeholder before sending.</w:t>
       </w:r>
     </w:p>
     <w:tbl>
@@ -2765,6 +2765,167 @@
                 <w:szCs w:val="21"/>
               </w:rPr>
               <w:t xml:space="preserve">Answer key, acceptable variation, test suite, scoring rubric</w:t>
+            </w:r>
+          </w:p>
+        </w:tc>
+      </w:tr>
+      <w:tr>
+        <w:trPr>
+          <w:cantSplit/>
+        </w:trPr>
+        <w:tc>
+          <w:tcPr>
+            <w:tcW w:type="dxa" w:w="3100"/>
+            <w:tcBorders>
+              <w:top w:val="single" w:color="D2D0CE" w:sz="1"/>
+              <w:left w:val="single" w:color="D2D0CE" w:sz="1"/>
+              <w:bottom w:val="single" w:color="D2D0CE" w:sz="1"/>
+              <w:right w:val="single" w:color="D2D0CE" w:sz="1"/>
+            </w:tcBorders>
+            <w:shd w:fill="FFFFFF" w:val="clear"/>
+            <w:tcMar>
+              <w:top w:type="dxa" w:w="90"/>
+              <w:left w:type="dxa" w:w="120"/>
+              <w:bottom w:type="dxa" w:w="90"/>
+              <w:right w:type="dxa" w:w="120"/>
+            </w:tcMar>
+            <w:vAlign w:val="center"/>
+          </w:tcPr>
+          <w:p>
+            <w:pPr>
+              <w:keepNext w:val="false"/>
+              <w:spacing w:after="40" w:before="0" w:line="276"/>
+              <w:jc w:val="left"/>
+            </w:pPr>
+            <w:r>
+              <w:rPr>
+                <w:rFonts w:ascii="Segoe UI" w:cs="Segoe UI" w:eastAsia="Segoe UI" w:hAnsi="Segoe UI"/>
+                <w:b w:val="false"/>
+                <w:bCs w:val="false"/>
+                <w:i w:val="false"/>
+                <w:iCs w:val="false"/>
+                <w:color w:val="1B1A19"/>
+                <w:sz w:val="21"/>
+                <w:szCs w:val="21"/>
+              </w:rPr>
+              <w:t xml:space="preserve">rapp_copilot_studio_extension_agent.py</w:t>
+            </w:r>
+          </w:p>
+        </w:tc>
+        <w:tc>
+          <w:tcPr>
+            <w:tcW w:type="dxa" w:w="1700"/>
+            <w:tcBorders>
+              <w:top w:val="single" w:color="D2D0CE" w:sz="1"/>
+              <w:left w:val="single" w:color="D2D0CE" w:sz="1"/>
+              <w:bottom w:val="single" w:color="D2D0CE" w:sz="1"/>
+              <w:right w:val="single" w:color="D2D0CE" w:sz="1"/>
+            </w:tcBorders>
+            <w:shd w:fill="FFFFFF" w:val="clear"/>
+            <w:tcMar>
+              <w:top w:type="dxa" w:w="90"/>
+              <w:left w:type="dxa" w:w="120"/>
+              <w:bottom w:type="dxa" w:w="90"/>
+              <w:right w:type="dxa" w:w="120"/>
+            </w:tcMar>
+            <w:vAlign w:val="center"/>
+          </w:tcPr>
+          <w:p>
+            <w:pPr>
+              <w:keepNext w:val="false"/>
+              <w:spacing w:after="40" w:before="0" w:line="276"/>
+              <w:jc w:val="left"/>
+            </w:pPr>
+            <w:r>
+              <w:rPr>
+                <w:rFonts w:ascii="Segoe UI" w:cs="Segoe UI" w:eastAsia="Segoe UI" w:hAnsi="Segoe UI"/>
+                <w:b w:val="false"/>
+                <w:bCs w:val="false"/>
+                <w:i w:val="false"/>
+                <w:iCs w:val="false"/>
+                <w:color w:val="1B1A19"/>
+                <w:sz w:val="21"/>
+                <w:szCs w:val="21"/>
+              </w:rPr>
+              <w:t xml:space="preserve">Facilitator</w:t>
+            </w:r>
+          </w:p>
+        </w:tc>
+        <w:tc>
+          <w:tcPr>
+            <w:tcW w:type="dxa" w:w="1400"/>
+            <w:tcBorders>
+              <w:top w:val="single" w:color="D2D0CE" w:sz="1"/>
+              <w:left w:val="single" w:color="D2D0CE" w:sz="1"/>
+              <w:bottom w:val="single" w:color="D2D0CE" w:sz="1"/>
+              <w:right w:val="single" w:color="D2D0CE" w:sz="1"/>
+            </w:tcBorders>
+            <w:shd w:fill="FFFFFF" w:val="clear"/>
+            <w:tcMar>
+              <w:top w:type="dxa" w:w="90"/>
+              <w:left w:type="dxa" w:w="120"/>
+              <w:bottom w:type="dxa" w:w="90"/>
+              <w:right w:type="dxa" w:w="120"/>
+            </w:tcMar>
+            <w:vAlign w:val="center"/>
+          </w:tcPr>
+          <w:p>
+            <w:pPr>
+              <w:keepNext w:val="false"/>
+              <w:spacing w:after="40" w:before="0" w:line="276"/>
+              <w:jc w:val="left"/>
+            </w:pPr>
+            <w:r>
+              <w:rPr>
+                <w:rFonts w:ascii="Segoe UI" w:cs="Segoe UI" w:eastAsia="Segoe UI" w:hAnsi="Segoe UI"/>
+                <w:b w:val="false"/>
+                <w:bCs w:val="false"/>
+                <w:i w:val="false"/>
+                <w:iCs w:val="false"/>
+                <w:color w:val="1B1A19"/>
+                <w:sz w:val="21"/>
+                <w:szCs w:val="21"/>
+              </w:rPr>
+              <w:t xml:space="preserve">Optional extension</w:t>
+            </w:r>
+          </w:p>
+        </w:tc>
+        <w:tc>
+          <w:tcPr>
+            <w:tcW w:type="dxa" w:w="3160"/>
+            <w:tcBorders>
+              <w:top w:val="single" w:color="D2D0CE" w:sz="1"/>
+              <w:left w:val="single" w:color="D2D0CE" w:sz="1"/>
+              <w:bottom w:val="single" w:color="D2D0CE" w:sz="1"/>
+              <w:right w:val="single" w:color="D2D0CE" w:sz="1"/>
+            </w:tcBorders>
+            <w:shd w:fill="FFFFFF" w:val="clear"/>
+            <w:tcMar>
+              <w:top w:type="dxa" w:w="90"/>
+              <w:left w:type="dxa" w:w="120"/>
+              <w:bottom w:type="dxa" w:w="90"/>
+              <w:right w:type="dxa" w:w="120"/>
+            </w:tcMar>
+            <w:vAlign w:val="center"/>
+          </w:tcPr>
+          <w:p>
+            <w:pPr>
+              <w:keepNext w:val="false"/>
+              <w:spacing w:after="40" w:before="0" w:line="276"/>
+              <w:jc w:val="left"/>
+            </w:pPr>
+            <w:r>
+              <w:rPr>
+                <w:rFonts w:ascii="Segoe UI" w:cs="Segoe UI" w:eastAsia="Segoe UI" w:hAnsi="Segoe UI"/>
+                <w:b w:val="false"/>
+                <w:bCs w:val="false"/>
+                <w:i w:val="false"/>
+                <w:iCs w:val="false"/>
+                <w:color w:val="1B1A19"/>
+                <w:sz w:val="21"/>
+                <w:szCs w:val="21"/>
+              </w:rPr>
+              <w:t xml:space="preserve">Teams-shareable agent: local HTML/ZIP fallback or connected deployment</w:t>
             </w:r>
           </w:p>
         </w:tc>
@@ -2828,7 +2989,7 @@
           <w:sz w:val="21"/>
           <w:szCs w:val="21"/>
         </w:rPr>
-        <w:t xml:space="preserve">Participants move from customer evidence to a working Copilot Studio prototype in one hour. They learn the process by doing: sign in, upload documents, confirm the MVP, review generated assets, deploy, and test.</w:t>
+        <w:t xml:space="preserve">Participants move from approved use-case evidence to a working local Brainstem agent in one hour. They authenticate with GitHub Copilot, start Brainstem, author one agent.py, hot-load it, test it locally, refine it, and share the file.</w:t>
       </w:r>
     </w:p>
     <w:p>
@@ -2868,7 +3029,7 @@
           <w:sz w:val="21"/>
           <w:szCs w:val="21"/>
         </w:rPr>
-        <w:t xml:space="preserve">RAPP is the guided Documents to Copilot Studio workflow. The broader RAPP platform can translate portable agent logic into multiple Microsoft destinations; this module intentionally focuses on Copilot Studio.</w:t>
+        <w:t xml:space="preserve">RAPP is a local-first rapid-prototyping pattern: one use case, one portable agent.py, immediate local test and refinement. Copilot Studio is an optional later layer, not a participant prerequisite.</w:t>
       </w:r>
     </w:p>
     <w:p>
@@ -2911,7 +3072,7 @@
           <w:sz w:val="21"/>
           <w:szCs w:val="21"/>
         </w:rPr>
-        <w:t xml:space="preserve">Use-case evidence that is permitted for Azure OpenAI processing.</w:t>
+        <w:t xml:space="preserve">Use-case evidence the participant is permitted to process with GitHub Copilot.</w:t>
       </w:r>
     </w:p>
     <w:p>
@@ -2934,7 +3095,7 @@
           <w:sz w:val="21"/>
           <w:szCs w:val="21"/>
         </w:rPr>
-        <w:t xml:space="preserve">A focused MVP with one to four demonstrable capabilities.</w:t>
+        <w:t xml:space="preserve">A focused local agent contract with one to four demonstrable capabilities.</w:t>
       </w:r>
     </w:p>
     <w:p>
@@ -2957,7 +3118,7 @@
           <w:sz w:val="21"/>
           <w:szCs w:val="21"/>
         </w:rPr>
-        <w:t xml:space="preserve">Generation of portable agent files and live/demo solution twins.</w:t>
+        <w:t xml:space="preserve">Creation of one portable top-level *_agent.py file.</w:t>
       </w:r>
     </w:p>
     <w:p>
@@ -2980,7 +3141,7 @@
           <w:sz w:val="21"/>
           <w:szCs w:val="21"/>
         </w:rPr>
-        <w:t xml:space="preserve">Import into a workshop environment and test in Copilot Studio.</w:t>
+        <w:t xml:space="preserve">Local hot-load, conversation testing, refinement, and file sharing.</w:t>
       </w:r>
     </w:p>
     <w:p>
@@ -3115,7 +3276,30 @@
           <w:sz w:val="21"/>
           <w:szCs w:val="21"/>
         </w:rPr>
-        <w:t xml:space="preserve">Direct image uploads in the current workshop uploader; OCR or convert image-only content first.</w:t>
+        <w:t xml:space="preserve">Direct image-only source without readable text; OCR or transcribe it first.</w:t>
+      </w:r>
+    </w:p>
+    <w:p>
+      <w:pPr>
+        <w:pStyle w:val="ListParagraph"/>
+        <w:numPr>
+          <w:ilvl w:val="0"/>
+          <w:numId w:val="2"/>
+        </w:numPr>
+        <w:spacing w:after="70" w:line="270"/>
+      </w:pPr>
+      <w:r>
+        <w:rPr>
+          <w:rFonts w:ascii="Segoe UI" w:cs="Segoe UI" w:eastAsia="Segoe UI" w:hAnsi="Segoe UI"/>
+          <w:b w:val="false"/>
+          <w:bCs w:val="false"/>
+          <w:i w:val="false"/>
+          <w:iCs w:val="false"/>
+          <w:color w:val="1B1A19"/>
+          <w:sz w:val="21"/>
+          <w:szCs w:val="21"/>
+        </w:rPr>
+        <w:t xml:space="preserve">Copilot Studio deployment unless the optional access and rights are separately confirmed.</w:t>
       </w:r>
     </w:p>
     <w:p>
@@ -3478,7 +3662,7 @@
                 <w:sz w:val="21"/>
                 <w:szCs w:val="21"/>
               </w:rPr>
-              <w:t xml:space="preserve">Owns URL, sign-in, environment, imports, and recovery artifacts.</w:t>
+              <w:t xml:space="preserve">Owns installer, GitHub auth checks, local Brainstem health, optional agent file, and recovery artifacts.</w:t>
             </w:r>
           </w:p>
         </w:tc>
@@ -3878,7 +4062,7 @@
                 <w:sz w:val="21"/>
                 <w:szCs w:val="21"/>
               </w:rPr>
-              <w:t xml:space="preserve">Use driver/navigator pairs. The driver operates RAPP. The navigator reads the source, challenges the MVP, and scores the test. Swap roles after deployment.</w:t>
+              <w:t xml:space="preserve">Use driver/navigator pairs. The driver operates Brainstem and edits the agent file. The navigator reads the source, challenges the contract, and scores local behavior. Swap roles before close.</w:t>
             </w:r>
           </w:p>
         </w:tc>
@@ -4143,7 +4327,7 @@
                 <w:sz w:val="21"/>
                 <w:szCs w:val="21"/>
               </w:rPr>
-              <w:t xml:space="preserve">Microsoft account</w:t>
+              <w:t xml:space="preserve">GitHub Copilot account</w:t>
             </w:r>
           </w:p>
         </w:tc>
@@ -4182,7 +4366,7 @@
                 <w:sz w:val="21"/>
                 <w:szCs w:val="21"/>
               </w:rPr>
-              <w:t xml:space="preserve">Participant signs into the workshop URL in a private test window.</w:t>
+              <w:t xml:space="preserve">Run gh auth login or complete Brainstem device-code authentication.</w:t>
             </w:r>
           </w:p>
         </w:tc>
@@ -4260,7 +4444,7 @@
                 <w:sz w:val="21"/>
                 <w:szCs w:val="21"/>
               </w:rPr>
-              <w:t xml:space="preserve">Name appears and step 2 unlocks.</w:t>
+              <w:t xml:space="preserve">Copilot authentication succeeds.</w:t>
             </w:r>
           </w:p>
         </w:tc>
@@ -4304,7 +4488,7 @@
                 <w:sz w:val="21"/>
                 <w:szCs w:val="21"/>
               </w:rPr>
-              <w:t xml:space="preserve">Maker access</w:t>
+              <w:t xml:space="preserve">Local Brainstem</w:t>
             </w:r>
           </w:p>
         </w:tc>
@@ -4343,7 +4527,7 @@
                 <w:sz w:val="21"/>
                 <w:szCs w:val="21"/>
               </w:rPr>
-              <w:t xml:space="preserve">Participant can open {TARGET_ENVIRONMENT} in Copilot Studio.</w:t>
+              <w:t xml:space="preserve">Run brainstem and open http://localhost:7071.</w:t>
             </w:r>
           </w:p>
         </w:tc>
@@ -4382,7 +4566,7 @@
                 <w:sz w:val="21"/>
                 <w:szCs w:val="21"/>
               </w:rPr>
-              <w:t xml:space="preserve">Customer IT / T-3</w:t>
+              <w:t xml:space="preserve">Participant / T-1</w:t>
             </w:r>
           </w:p>
         </w:tc>
@@ -4421,7 +4605,7 @@
                 <w:sz w:val="21"/>
                 <w:szCs w:val="21"/>
               </w:rPr>
-              <w:t xml:space="preserve">Environment is visible and a solution can be opened.</w:t>
+              <w:t xml:space="preserve">Health status is ok and chat loads.</w:t>
             </w:r>
           </w:p>
         </w:tc>
@@ -5187,7 +5371,7 @@
                 <w:sz w:val="21"/>
                 <w:szCs w:val="21"/>
               </w:rPr>
-              <w:t xml:space="preserve">Run the three example inputs through the same tenant and environment.</w:t>
+              <w:t xml:space="preserve">Install, authenticate, author, hot-load, run, refine, and share locally.</w:t>
             </w:r>
           </w:p>
         </w:tc>
@@ -5265,7 +5449,7 @@
                 <w:sz w:val="21"/>
                 <w:szCs w:val="21"/>
               </w:rPr>
-              <w:t xml:space="preserve">Generate, import, and test complete without manual repair.</w:t>
+              <w:t xml:space="preserve">Core local path completes in 42 minutes or less.</w:t>
             </w:r>
           </w:p>
         </w:tc>
@@ -5348,7 +5532,7 @@
                 <w:sz w:val="21"/>
                 <w:szCs w:val="21"/>
               </w:rPr>
-              <w:t xml:space="preserve">Prebuilt live and demo ZIPs plus screenshots of each wizard step.</w:t>
+              <w:t xml:space="preserve">Known-good facilities_request_agent.py, local HTML demo, and optional solution ZIP.</w:t>
             </w:r>
           </w:p>
         </w:tc>
@@ -5426,7 +5610,7 @@
                 <w:sz w:val="21"/>
                 <w:szCs w:val="21"/>
               </w:rPr>
-              <w:t xml:space="preserve">Files open and can support a no-deploy walkthrough.</w:t>
+              <w:t xml:space="preserve">Files open and keep the local learning flow moving.</w:t>
             </w:r>
           </w:p>
         </w:tc>
@@ -5932,7 +6116,7 @@
           <w:sz w:val="27"/>
           <w:szCs w:val="27"/>
         </w:rPr>
-        <w:t xml:space="preserve">Environment readiness</w:t>
+        <w:t xml:space="preserve">Local machine readiness</w:t>
       </w:r>
     </w:p>
     <w:tbl>
@@ -6113,7 +6297,7 @@
                 <w:sz w:val="21"/>
                 <w:szCs w:val="21"/>
               </w:rPr>
-              <w:t xml:space="preserve">Environment</w:t>
+              <w:t xml:space="preserve">Installer</w:t>
             </w:r>
           </w:p>
         </w:tc>
@@ -6152,7 +6336,7 @@
                 <w:sz w:val="21"/>
                 <w:szCs w:val="21"/>
               </w:rPr>
-              <w:t xml:space="preserve">Use a dedicated workshop Dataverse environment.</w:t>
+              <w:t xml:space="preserve">Run the published installer on every supported workshop OS.</w:t>
             </w:r>
           </w:p>
         </w:tc>
@@ -6191,7 +6375,7 @@
                 <w:sz w:val="21"/>
                 <w:szCs w:val="21"/>
               </w:rPr>
-              <w:t xml:space="preserve">URL recorded in BOM workbook.</w:t>
+              <w:t xml:space="preserve">brainstem command is created.</w:t>
             </w:r>
           </w:p>
         </w:tc>
@@ -6235,7 +6419,7 @@
                 <w:sz w:val="21"/>
                 <w:szCs w:val="21"/>
               </w:rPr>
-              <w:t xml:space="preserve">Permissions</w:t>
+              <w:t xml:space="preserve">Authentication</w:t>
             </w:r>
           </w:p>
         </w:tc>
@@ -6274,7 +6458,7 @@
                 <w:sz w:val="21"/>
                 <w:szCs w:val="21"/>
               </w:rPr>
-              <w:t xml:space="preserve">Assign maker or System Customizer access before the dry run.</w:t>
+              <w:t xml:space="preserve">Verify gh auth login or browser device-code flow.</w:t>
             </w:r>
           </w:p>
         </w:tc>
@@ -6313,7 +6497,7 @@
                 <w:sz w:val="21"/>
                 <w:szCs w:val="21"/>
               </w:rPr>
-              <w:t xml:space="preserve">Test account can list the environment.</w:t>
+              <w:t xml:space="preserve">GitHub Copilot responds.</w:t>
             </w:r>
           </w:p>
         </w:tc>
@@ -6357,7 +6541,7 @@
                 <w:sz w:val="21"/>
                 <w:szCs w:val="21"/>
               </w:rPr>
-              <w:t xml:space="preserve">Copilot Studio</w:t>
+              <w:t xml:space="preserve">Local UI</w:t>
             </w:r>
           </w:p>
         </w:tc>
@@ -6396,7 +6580,7 @@
                 <w:sz w:val="21"/>
                 <w:szCs w:val="21"/>
               </w:rPr>
-              <w:t xml:space="preserve">Open the product and create/open a test solution.</w:t>
+              <w:t xml:space="preserve">Open http://localhost:7071.</w:t>
             </w:r>
           </w:p>
         </w:tc>
@@ -6435,7 +6619,7 @@
                 <w:sz w:val="21"/>
                 <w:szCs w:val="21"/>
               </w:rPr>
-              <w:t xml:space="preserve">No licensing or region error.</w:t>
+              <w:t xml:space="preserve">Health status is ok.</w:t>
             </w:r>
           </w:p>
         </w:tc>
@@ -6479,7 +6663,7 @@
                 <w:sz w:val="21"/>
                 <w:szCs w:val="21"/>
               </w:rPr>
-              <w:t xml:space="preserve">Import concurrency</w:t>
+              <w:t xml:space="preserve">Agent folder</w:t>
             </w:r>
           </w:p>
         </w:tc>
@@ -6518,7 +6702,7 @@
                 <w:sz w:val="21"/>
                 <w:szCs w:val="21"/>
               </w:rPr>
-              <w:t xml:space="preserve">Reserve a separate environment per cohort when possible.</w:t>
+              <w:t xml:space="preserve">Locate/import a top-level *_agent.py.</w:t>
             </w:r>
           </w:p>
         </w:tc>
@@ -6557,7 +6741,7 @@
                 <w:sz w:val="21"/>
                 <w:szCs w:val="21"/>
               </w:rPr>
-              <w:t xml:space="preserve">No active solution import at start.</w:t>
+              <w:t xml:space="preserve">Agent appears on the next request.</w:t>
             </w:r>
           </w:p>
         </w:tc>
@@ -6601,7 +6785,7 @@
                 <w:sz w:val="21"/>
                 <w:szCs w:val="21"/>
               </w:rPr>
-              <w:t xml:space="preserve">Connection policy</w:t>
+              <w:t xml:space="preserve">Optional Copilot Studio</w:t>
             </w:r>
           </w:p>
         </w:tc>
@@ -6640,7 +6824,7 @@
                 <w:sz w:val="21"/>
                 <w:szCs w:val="21"/>
               </w:rPr>
-              <w:t xml:space="preserve">Know which live connectors require binding or DLP review.</w:t>
+              <w:t xml:space="preserve">Confirm license, target environment, and maker/deployment rights only for the extension.</w:t>
             </w:r>
           </w:p>
         </w:tc>
@@ -6679,7 +6863,7 @@
                 <w:sz w:val="21"/>
                 <w:szCs w:val="21"/>
               </w:rPr>
-              <w:t xml:space="preserve">Producer can explain demo-vs-live behavior.</w:t>
+              <w:t xml:space="preserve">Otherwise mark optional access not applicable.</w:t>
             </w:r>
           </w:p>
         </w:tc>
@@ -7323,7 +7507,7 @@
                 <w:sz w:val="21"/>
                 <w:szCs w:val="21"/>
               </w:rPr>
-              <w:t xml:space="preserve">Confirm maker access and target environment.</w:t>
+              <w:t xml:space="preserve">Confirm GitHub Copilot access and local installer readiness.</w:t>
             </w:r>
           </w:p>
         </w:tc>
@@ -7606,7 +7790,7 @@
                 <w:sz w:val="21"/>
                 <w:szCs w:val="21"/>
               </w:rPr>
-              <w:t xml:space="preserve">Run technical rehearsal and fallback drill.</w:t>
+              <w:t xml:space="preserve">Run local technical rehearsal and fallback drill.</w:t>
             </w:r>
           </w:p>
         </w:tc>
@@ -7684,7 +7868,7 @@
                 <w:sz w:val="21"/>
                 <w:szCs w:val="21"/>
               </w:rPr>
-              <w:t xml:space="preserve">Generate/import/test passes.</w:t>
+              <w:t xml:space="preserve">Install/author/run/test/share passes.</w:t>
             </w:r>
           </w:p>
         </w:tc>
@@ -7806,7 +7990,7 @@
                 <w:sz w:val="21"/>
                 <w:szCs w:val="21"/>
               </w:rPr>
-              <w:t xml:space="preserve">Participants test workshop URL.</w:t>
+              <w:t xml:space="preserve">Participants verify GitHub auth and localhost.</w:t>
             </w:r>
           </w:p>
         </w:tc>
@@ -8233,7 +8417,7 @@
           <w:sz w:val="21"/>
           <w:szCs w:val="21"/>
         </w:rPr>
-        <w:t xml:space="preserve">Use a clean browser session and the same type of participant account.</w:t>
+        <w:t xml:space="preserve">Use a clean participant machine and GitHub Copilot account.</w:t>
       </w:r>
     </w:p>
     <w:p>
@@ -8256,7 +8440,7 @@
           <w:sz w:val="21"/>
           <w:szCs w:val="21"/>
         </w:rPr>
-        <w:t xml:space="preserve">Upload all three example inputs; confirm the expected MVP.</w:t>
+        <w:t xml:space="preserve">Install and authenticate Brainstem; verify localhost:7071.</w:t>
       </w:r>
     </w:p>
     <w:p>
@@ -8279,7 +8463,7 @@
           <w:sz w:val="21"/>
           <w:szCs w:val="21"/>
         </w:rPr>
-        <w:t xml:space="preserve">Generate and inspect capability count, system names, and write intent.</w:t>
+        <w:t xml:space="preserve">Author one top-level facilities_request_agent.py from the example source.</w:t>
       </w:r>
     </w:p>
     <w:p>
@@ -8302,7 +8486,7 @@
           <w:sz w:val="21"/>
           <w:szCs w:val="21"/>
         </w:rPr>
-        <w:t xml:space="preserve">Import live and demo twins sequentially.</w:t>
+        <w:t xml:space="preserve">Hot-load it, run a local conversation, edit the file, and retest without restart.</w:t>
       </w:r>
     </w:p>
     <w:p>
@@ -8348,7 +8532,7 @@
           <w:sz w:val="21"/>
           <w:szCs w:val="21"/>
         </w:rPr>
-        <w:t xml:space="preserve">Export evidence and record elapsed time per step.</w:t>
+        <w:t xml:space="preserve">Share the one-file agent and record elapsed time per step.</w:t>
       </w:r>
     </w:p>
     <w:tbl>
@@ -8462,7 +8646,7 @@
                 <w:sz w:val="21"/>
                 <w:szCs w:val="21"/>
               </w:rPr>
-              <w:t xml:space="preserve">All five steps complete in 35 minutes or less, leaving time for narration and participant recovery. No facilitator-only repair is needed.</w:t>
+              <w:t xml:space="preserve">The required local path completes in 42 minutes or less, leaving time for teach-back and the optional extension preview.</w:t>
             </w:r>
           </w:p>
         </w:tc>
@@ -8531,7 +8715,7 @@
           <w:sz w:val="21"/>
           <w:szCs w:val="21"/>
         </w:rPr>
-        <w:t xml:space="preserve">Use the scripted questions; do not skip the MVP read-aloud.</w:t>
+        <w:t xml:space="preserve">Use the scripted questions; do not skip the agent-contract review.</w:t>
       </w:r>
     </w:p>
     <w:p>
@@ -8554,7 +8738,7 @@
           <w:sz w:val="21"/>
           <w:szCs w:val="21"/>
         </w:rPr>
-        <w:t xml:space="preserve">Practice concise explanations of demo twin, live prototype, connection references, and unpublished import.</w:t>
+        <w:t xml:space="preserve">Practice concise explanations of metadata, perform(**kwargs), hot-load, and local test evidence.</w:t>
       </w:r>
     </w:p>
     <w:p>
@@ -8643,7 +8827,7 @@
           <w:sz w:val="21"/>
           <w:szCs w:val="21"/>
         </w:rPr>
-        <w:t xml:space="preserve">Simulate sign-in failure: pair the participant and continue.</w:t>
+        <w:t xml:space="preserve">Simulate GitHub authentication failure: use device code or pair the participant.</w:t>
       </w:r>
     </w:p>
     <w:p>
@@ -8666,7 +8850,7 @@
           <w:sz w:val="21"/>
           <w:szCs w:val="21"/>
         </w:rPr>
-        <w:t xml:space="preserve">Simulate wrong MVP: edit the statement and explain the gate.</w:t>
+        <w:t xml:space="preserve">Simulate port 7071 conflict: use the facilitator machine while the producer resolves it.</w:t>
       </w:r>
     </w:p>
     <w:p>
@@ -8689,7 +8873,7 @@
           <w:sz w:val="21"/>
           <w:szCs w:val="21"/>
         </w:rPr>
-        <w:t xml:space="preserve">Simulate generation failure: use the prebuilt packages and continue the review/deploy story.</w:t>
+        <w:t xml:space="preserve">Simulate agent syntax/import failure: use the known-good facilities_request_agent.py.</w:t>
       </w:r>
     </w:p>
     <w:p>
@@ -8712,7 +8896,7 @@
           <w:sz w:val="21"/>
           <w:szCs w:val="21"/>
         </w:rPr>
-        <w:t xml:space="preserve">Simulate no environment access: demonstrate with the demo twin and capture an access action.</w:t>
+        <w:t xml:space="preserve">Simulate model failure: switch models in the Brainstem UI.</w:t>
       </w:r>
     </w:p>
     <w:p>
@@ -8735,7 +8919,7 @@
           <w:sz w:val="21"/>
           <w:szCs w:val="21"/>
         </w:rPr>
-        <w:t xml:space="preserve">Simulate pending live connections: bind only if safe; otherwise explain the migration step.</w:t>
+        <w:t xml:space="preserve">Simulate no Copilot Studio access: run the static local M365-style HTML and export the solution ZIP.</w:t>
       </w:r>
     </w:p>
     <w:p>
@@ -9017,7 +9201,7 @@
                 <w:sz w:val="21"/>
                 <w:szCs w:val="21"/>
               </w:rPr>
-              <w:t xml:space="preserve">00-05</w:t>
+              <w:t xml:space="preserve">00-10</w:t>
             </w:r>
           </w:p>
         </w:tc>
@@ -9056,7 +9240,7 @@
                 <w:sz w:val="21"/>
                 <w:szCs w:val="21"/>
               </w:rPr>
-              <w:t xml:space="preserve">1-3</w:t>
+              <w:t xml:space="preserve">1-5</w:t>
             </w:r>
           </w:p>
         </w:tc>
@@ -9095,7 +9279,7 @@
                 <w:sz w:val="21"/>
                 <w:szCs w:val="21"/>
               </w:rPr>
-              <w:t xml:space="preserve">Set the promise and show the timing contract.</w:t>
+              <w:t xml:space="preserve">Set the promise; explain local Brainstem and five steps.</w:t>
             </w:r>
           </w:p>
         </w:tc>
@@ -9134,7 +9318,7 @@
                 <w:sz w:val="21"/>
                 <w:szCs w:val="21"/>
               </w:rPr>
-              <w:t xml:space="preserve">Choose driver/navigator roles.</w:t>
+              <w:t xml:space="preserve">Choose roles; name scope/behavior/share gates.</w:t>
             </w:r>
           </w:p>
         </w:tc>
@@ -9173,7 +9357,7 @@
                 <w:sz w:val="21"/>
                 <w:szCs w:val="21"/>
               </w:rPr>
-              <w:t xml:space="preserve">Shared definition of done.</w:t>
+              <w:t xml:space="preserve">Local-first definition of done.</w:t>
             </w:r>
           </w:p>
         </w:tc>
@@ -9217,7 +9401,7 @@
                 <w:sz w:val="21"/>
                 <w:szCs w:val="21"/>
               </w:rPr>
-              <w:t xml:space="preserve">05-10</w:t>
+              <w:t xml:space="preserve">10-15</w:t>
             </w:r>
           </w:p>
         </w:tc>
@@ -9256,7 +9440,7 @@
                 <w:sz w:val="21"/>
                 <w:szCs w:val="21"/>
               </w:rPr>
-              <w:t xml:space="preserve">4-5</w:t>
+              <w:t xml:space="preserve">6</w:t>
             </w:r>
           </w:p>
         </w:tc>
@@ -9295,7 +9479,7 @@
                 <w:sz w:val="21"/>
                 <w:szCs w:val="21"/>
               </w:rPr>
-              <w:t xml:space="preserve">Explain RAPP and the five human-controlled steps.</w:t>
+              <w:t xml:space="preserve">Read the scenario and identify signal.</w:t>
             </w:r>
           </w:p>
         </w:tc>
@@ -9334,7 +9518,7 @@
                 <w:sz w:val="21"/>
                 <w:szCs w:val="21"/>
               </w:rPr>
-              <w:t xml:space="preserve">Name the MVP gate.</w:t>
+              <w:t xml:space="preserve">Find user, problem, outcome, guardrail.</w:t>
             </w:r>
           </w:p>
         </w:tc>
@@ -9373,7 +9557,7 @@
                 <w:sz w:val="21"/>
                 <w:szCs w:val="21"/>
               </w:rPr>
-              <w:t xml:space="preserve">Process mental model.</w:t>
+              <w:t xml:space="preserve">Scenario understanding.</w:t>
             </w:r>
           </w:p>
         </w:tc>
@@ -9417,7 +9601,7 @@
                 <w:sz w:val="21"/>
                 <w:szCs w:val="21"/>
               </w:rPr>
-              <w:t xml:space="preserve">10-15</w:t>
+              <w:t xml:space="preserve">15-25</w:t>
             </w:r>
           </w:p>
         </w:tc>
@@ -9456,7 +9640,7 @@
                 <w:sz w:val="21"/>
                 <w:szCs w:val="21"/>
               </w:rPr>
-              <w:t xml:space="preserve">6</w:t>
+              <w:t xml:space="preserve">7-9</w:t>
             </w:r>
           </w:p>
         </w:tc>
@@ -9495,7 +9679,7 @@
                 <w:sz w:val="21"/>
                 <w:szCs w:val="21"/>
               </w:rPr>
-              <w:t xml:space="preserve">Read the scenario and identify signal.</w:t>
+              <w:t xml:space="preserve">Prepare source; authenticate; install/start Brainstem.</w:t>
             </w:r>
           </w:p>
         </w:tc>
@@ -9534,7 +9718,7 @@
                 <w:sz w:val="21"/>
                 <w:szCs w:val="21"/>
               </w:rPr>
-              <w:t xml:space="preserve">Find user, problem, outcome, guardrail.</w:t>
+              <w:t xml:space="preserve">Open localhost:7071.</w:t>
             </w:r>
           </w:p>
         </w:tc>
@@ -9573,7 +9757,7 @@
                 <w:sz w:val="21"/>
                 <w:szCs w:val="21"/>
               </w:rPr>
-              <w:t xml:space="preserve">Scenario understanding.</w:t>
+              <w:t xml:space="preserve">Local Brainstem running.</w:t>
             </w:r>
           </w:p>
         </w:tc>
@@ -9617,7 +9801,7 @@
                 <w:sz w:val="21"/>
                 <w:szCs w:val="21"/>
               </w:rPr>
-              <w:t xml:space="preserve">15-18</w:t>
+              <w:t xml:space="preserve">25-35</w:t>
             </w:r>
           </w:p>
         </w:tc>
@@ -9656,7 +9840,7 @@
                 <w:sz w:val="21"/>
                 <w:szCs w:val="21"/>
               </w:rPr>
-              <w:t xml:space="preserve">7</w:t>
+              <w:t xml:space="preserve">10-11</w:t>
             </w:r>
           </w:p>
         </w:tc>
@@ -9695,7 +9879,7 @@
                 <w:sz w:val="21"/>
                 <w:szCs w:val="21"/>
               </w:rPr>
-              <w:t xml:space="preserve">Teach source quality and supported formats.</w:t>
+              <w:t xml:space="preserve">Review contract and author the agent file.</w:t>
             </w:r>
           </w:p>
         </w:tc>
@@ -9734,7 +9918,7 @@
                 <w:sz w:val="21"/>
                 <w:szCs w:val="21"/>
               </w:rPr>
-              <w:t xml:space="preserve">Prepare or choose source files.</w:t>
+              <w:t xml:space="preserve">Create facilities_request_agent.py.</w:t>
             </w:r>
           </w:p>
         </w:tc>
@@ -9773,7 +9957,7 @@
                 <w:sz w:val="21"/>
                 <w:szCs w:val="21"/>
               </w:rPr>
-              <w:t xml:space="preserve">Upload-ready evidence.</w:t>
+              <w:t xml:space="preserve">Shareable agent.py.</w:t>
             </w:r>
           </w:p>
         </w:tc>
@@ -9817,7 +10001,7 @@
                 <w:sz w:val="21"/>
                 <w:szCs w:val="21"/>
               </w:rPr>
-              <w:t xml:space="preserve">18-21</w:t>
+              <w:t xml:space="preserve">35-45</w:t>
             </w:r>
           </w:p>
         </w:tc>
@@ -9856,7 +10040,7 @@
                 <w:sz w:val="21"/>
                 <w:szCs w:val="21"/>
               </w:rPr>
-              <w:t xml:space="preserve">8</w:t>
+              <w:t xml:space="preserve">12-13</w:t>
             </w:r>
           </w:p>
         </w:tc>
@@ -9895,7 +10079,7 @@
                 <w:sz w:val="21"/>
                 <w:szCs w:val="21"/>
               </w:rPr>
-              <w:t xml:space="preserve">Run sign-in and resolve wrong-tenant issues.</w:t>
+              <w:t xml:space="preserve">Import/hot-load and run locally.</w:t>
             </w:r>
           </w:p>
         </w:tc>
@@ -9934,7 +10118,7 @@
                 <w:sz w:val="21"/>
                 <w:szCs w:val="21"/>
               </w:rPr>
-              <w:t xml:space="preserve">Authenticate.</w:t>
+              <w:t xml:space="preserve">Chat with the agent; inspect logs.</w:t>
             </w:r>
           </w:p>
         </w:tc>
@@ -9973,7 +10157,7 @@
                 <w:sz w:val="21"/>
                 <w:szCs w:val="21"/>
               </w:rPr>
-              <w:t xml:space="preserve">Step 2 unlocked.</w:t>
+              <w:t xml:space="preserve">Runtime proof.</w:t>
             </w:r>
           </w:p>
         </w:tc>
@@ -10017,7 +10201,7 @@
                 <w:sz w:val="21"/>
                 <w:szCs w:val="21"/>
               </w:rPr>
-              <w:t xml:space="preserve">21-26</w:t>
+              <w:t xml:space="preserve">45-53</w:t>
             </w:r>
           </w:p>
         </w:tc>
@@ -10056,7 +10240,7 @@
                 <w:sz w:val="21"/>
                 <w:szCs w:val="21"/>
               </w:rPr>
-              <w:t xml:space="preserve">9</w:t>
+              <w:t xml:space="preserve">14-15</w:t>
             </w:r>
           </w:p>
         </w:tc>
@@ -10095,7 +10279,7 @@
                 <w:sz w:val="21"/>
                 <w:szCs w:val="21"/>
               </w:rPr>
-              <w:t xml:space="preserve">Upload, name solution, explain data notice.</w:t>
+              <w:t xml:space="preserve">Test, edit, auto-reload, and retest safely.</w:t>
             </w:r>
           </w:p>
         </w:tc>
@@ -10134,7 +10318,7 @@
                 <w:sz w:val="21"/>
                 <w:szCs w:val="21"/>
               </w:rPr>
-              <w:t xml:space="preserve">Add focused evidence.</w:t>
+              <w:t xml:space="preserve">Score local behavior.</w:t>
             </w:r>
           </w:p>
         </w:tc>
@@ -10173,7 +10357,7 @@
                 <w:sz w:val="21"/>
                 <w:szCs w:val="21"/>
               </w:rPr>
-              <w:t xml:space="preserve">Source set accepted.</w:t>
+              <w:t xml:space="preserve">Local test evidence.</w:t>
             </w:r>
           </w:p>
         </w:tc>
@@ -10217,7 +10401,7 @@
                 <w:sz w:val="21"/>
                 <w:szCs w:val="21"/>
               </w:rPr>
-              <w:t xml:space="preserve">26-34</w:t>
+              <w:t xml:space="preserve">53-57</w:t>
             </w:r>
           </w:p>
         </w:tc>
@@ -10256,7 +10440,7 @@
                 <w:sz w:val="21"/>
                 <w:szCs w:val="21"/>
               </w:rPr>
-              <w:t xml:space="preserve">10</w:t>
+              <w:t xml:space="preserve">16</w:t>
             </w:r>
           </w:p>
         </w:tc>
@@ -10295,7 +10479,7 @@
                 <w:sz w:val="21"/>
                 <w:szCs w:val="21"/>
               </w:rPr>
-              <w:t xml:space="preserve">Pause and read the MVP aloud.</w:t>
+              <w:t xml:space="preserve">Run teach-back and share.</w:t>
             </w:r>
           </w:p>
         </w:tc>
@@ -10334,7 +10518,7 @@
                 <w:sz w:val="21"/>
                 <w:szCs w:val="21"/>
               </w:rPr>
-              <w:t xml:space="preserve">Edit or confirm.</w:t>
+              <w:t xml:space="preserve">Explain, show file/response, switch roles.</w:t>
             </w:r>
           </w:p>
         </w:tc>
@@ -10373,7 +10557,7 @@
                 <w:sz w:val="21"/>
                 <w:szCs w:val="21"/>
               </w:rPr>
-              <w:t xml:space="preserve">Approved MVP.</w:t>
+              <w:t xml:space="preserve">Learning check + shared file.</w:t>
             </w:r>
           </w:p>
         </w:tc>
@@ -10417,7 +10601,7 @@
                 <w:sz w:val="21"/>
                 <w:szCs w:val="21"/>
               </w:rPr>
-              <w:t xml:space="preserve">34-39</w:t>
+              <w:t xml:space="preserve">57-60</w:t>
             </w:r>
           </w:p>
         </w:tc>
@@ -10456,7 +10640,7 @@
                 <w:sz w:val="21"/>
                 <w:szCs w:val="21"/>
               </w:rPr>
-              <w:t xml:space="preserve">11</w:t>
+              <w:t xml:space="preserve">17</w:t>
             </w:r>
           </w:p>
         </w:tc>
@@ -10495,7 +10679,7 @@
                 <w:sz w:val="21"/>
                 <w:szCs w:val="21"/>
               </w:rPr>
-              <w:t xml:space="preserve">Narrate distillation and packaging.</w:t>
+              <w:t xml:space="preserve">Close; preview optional extension.</w:t>
             </w:r>
           </w:p>
         </w:tc>
@@ -10534,7 +10718,7 @@
                 <w:sz w:val="21"/>
                 <w:szCs w:val="21"/>
               </w:rPr>
-              <w:t xml:space="preserve">Observe progress and capability count.</w:t>
+              <w:t xml:space="preserve">Note local HTML/ZIP or connected deploy path.</w:t>
             </w:r>
           </w:p>
         </w:tc>
@@ -10573,1007 +10757,7 @@
                 <w:sz w:val="21"/>
                 <w:szCs w:val="21"/>
               </w:rPr>
-              <w:t xml:space="preserve">Generated agents.</w:t>
-            </w:r>
-          </w:p>
-        </w:tc>
-      </w:tr>
-      <w:tr>
-        <w:trPr>
-          <w:cantSplit/>
-        </w:trPr>
-        <w:tc>
-          <w:tcPr>
-            <w:tcW w:type="dxa" w:w="850"/>
-            <w:tcBorders>
-              <w:top w:val="single" w:color="D2D0CE" w:sz="1"/>
-              <w:left w:val="single" w:color="D2D0CE" w:sz="1"/>
-              <w:bottom w:val="single" w:color="D2D0CE" w:sz="1"/>
-              <w:right w:val="single" w:color="D2D0CE" w:sz="1"/>
-            </w:tcBorders>
-            <w:shd w:fill="FFFFFF" w:val="clear"/>
-            <w:tcMar>
-              <w:top w:type="dxa" w:w="90"/>
-              <w:left w:type="dxa" w:w="120"/>
-              <w:bottom w:type="dxa" w:w="90"/>
-              <w:right w:type="dxa" w:w="120"/>
-            </w:tcMar>
-            <w:vAlign w:val="center"/>
-          </w:tcPr>
-          <w:p>
-            <w:pPr>
-              <w:keepNext w:val="false"/>
-              <w:spacing w:after="40" w:before="0" w:line="276"/>
-              <w:jc w:val="left"/>
-            </w:pPr>
-            <w:r>
-              <w:rPr>
-                <w:rFonts w:ascii="Segoe UI" w:cs="Segoe UI" w:eastAsia="Segoe UI" w:hAnsi="Segoe UI"/>
-                <w:b w:val="false"/>
-                <w:bCs w:val="false"/>
-                <w:i w:val="false"/>
-                <w:iCs w:val="false"/>
-                <w:color w:val="1B1A19"/>
-                <w:sz w:val="21"/>
-                <w:szCs w:val="21"/>
-              </w:rPr>
-              <w:t xml:space="preserve">39-44</w:t>
-            </w:r>
-          </w:p>
-        </w:tc>
-        <w:tc>
-          <w:tcPr>
-            <w:tcW w:type="dxa" w:w="900"/>
-            <w:tcBorders>
-              <w:top w:val="single" w:color="D2D0CE" w:sz="1"/>
-              <w:left w:val="single" w:color="D2D0CE" w:sz="1"/>
-              <w:bottom w:val="single" w:color="D2D0CE" w:sz="1"/>
-              <w:right w:val="single" w:color="D2D0CE" w:sz="1"/>
-            </w:tcBorders>
-            <w:shd w:fill="FFFFFF" w:val="clear"/>
-            <w:tcMar>
-              <w:top w:type="dxa" w:w="90"/>
-              <w:left w:type="dxa" w:w="120"/>
-              <w:bottom w:type="dxa" w:w="90"/>
-              <w:right w:type="dxa" w:w="120"/>
-            </w:tcMar>
-            <w:vAlign w:val="center"/>
-          </w:tcPr>
-          <w:p>
-            <w:pPr>
-              <w:keepNext w:val="false"/>
-              <w:spacing w:after="40" w:before="0" w:line="276"/>
-              <w:jc w:val="left"/>
-            </w:pPr>
-            <w:r>
-              <w:rPr>
-                <w:rFonts w:ascii="Segoe UI" w:cs="Segoe UI" w:eastAsia="Segoe UI" w:hAnsi="Segoe UI"/>
-                <w:b w:val="false"/>
-                <w:bCs w:val="false"/>
-                <w:i w:val="false"/>
-                <w:iCs w:val="false"/>
-                <w:color w:val="1B1A19"/>
-                <w:sz w:val="21"/>
-                <w:szCs w:val="21"/>
-              </w:rPr>
-              <w:t xml:space="preserve">12</w:t>
-            </w:r>
-          </w:p>
-        </w:tc>
-        <w:tc>
-          <w:tcPr>
-            <w:tcW w:type="dxa" w:w="3350"/>
-            <w:tcBorders>
-              <w:top w:val="single" w:color="D2D0CE" w:sz="1"/>
-              <w:left w:val="single" w:color="D2D0CE" w:sz="1"/>
-              <w:bottom w:val="single" w:color="D2D0CE" w:sz="1"/>
-              <w:right w:val="single" w:color="D2D0CE" w:sz="1"/>
-            </w:tcBorders>
-            <w:shd w:fill="FFFFFF" w:val="clear"/>
-            <w:tcMar>
-              <w:top w:type="dxa" w:w="90"/>
-              <w:left w:type="dxa" w:w="120"/>
-              <w:bottom w:type="dxa" w:w="90"/>
-              <w:right w:type="dxa" w:w="120"/>
-            </w:tcMar>
-            <w:vAlign w:val="center"/>
-          </w:tcPr>
-          <w:p>
-            <w:pPr>
-              <w:keepNext w:val="false"/>
-              <w:spacing w:after="40" w:before="0" w:line="276"/>
-              <w:jc w:val="left"/>
-            </w:pPr>
-            <w:r>
-              <w:rPr>
-                <w:rFonts w:ascii="Segoe UI" w:cs="Segoe UI" w:eastAsia="Segoe UI" w:hAnsi="Segoe UI"/>
-                <w:b w:val="false"/>
-                <w:bCs w:val="false"/>
-                <w:i w:val="false"/>
-                <w:iCs w:val="false"/>
-                <w:color w:val="1B1A19"/>
-                <w:sz w:val="21"/>
-                <w:szCs w:val="21"/>
-              </w:rPr>
-              <w:t xml:space="preserve">Compare demo and live twins.</w:t>
-            </w:r>
-          </w:p>
-        </w:tc>
-        <w:tc>
-          <w:tcPr>
-            <w:tcW w:type="dxa" w:w="2400"/>
-            <w:tcBorders>
-              <w:top w:val="single" w:color="D2D0CE" w:sz="1"/>
-              <w:left w:val="single" w:color="D2D0CE" w:sz="1"/>
-              <w:bottom w:val="single" w:color="D2D0CE" w:sz="1"/>
-              <w:right w:val="single" w:color="D2D0CE" w:sz="1"/>
-            </w:tcBorders>
-            <w:shd w:fill="FFFFFF" w:val="clear"/>
-            <w:tcMar>
-              <w:top w:type="dxa" w:w="90"/>
-              <w:left w:type="dxa" w:w="120"/>
-              <w:bottom w:type="dxa" w:w="90"/>
-              <w:right w:type="dxa" w:w="120"/>
-            </w:tcMar>
-            <w:vAlign w:val="center"/>
-          </w:tcPr>
-          <w:p>
-            <w:pPr>
-              <w:keepNext w:val="false"/>
-              <w:spacing w:after="40" w:before="0" w:line="276"/>
-              <w:jc w:val="left"/>
-            </w:pPr>
-            <w:r>
-              <w:rPr>
-                <w:rFonts w:ascii="Segoe UI" w:cs="Segoe UI" w:eastAsia="Segoe UI" w:hAnsi="Segoe UI"/>
-                <w:b w:val="false"/>
-                <w:bCs w:val="false"/>
-                <w:i w:val="false"/>
-                <w:iCs w:val="false"/>
-                <w:color w:val="1B1A19"/>
-                <w:sz w:val="21"/>
-                <w:szCs w:val="21"/>
-              </w:rPr>
-              <w:t xml:space="preserve">Review scope and artifacts.</w:t>
-            </w:r>
-          </w:p>
-        </w:tc>
-        <w:tc>
-          <w:tcPr>
-            <w:tcW w:type="dxa" w:w="1860"/>
-            <w:tcBorders>
-              <w:top w:val="single" w:color="D2D0CE" w:sz="1"/>
-              <w:left w:val="single" w:color="D2D0CE" w:sz="1"/>
-              <w:bottom w:val="single" w:color="D2D0CE" w:sz="1"/>
-              <w:right w:val="single" w:color="D2D0CE" w:sz="1"/>
-            </w:tcBorders>
-            <w:shd w:fill="FFFFFF" w:val="clear"/>
-            <w:tcMar>
-              <w:top w:type="dxa" w:w="90"/>
-              <w:left w:type="dxa" w:w="120"/>
-              <w:bottom w:type="dxa" w:w="90"/>
-              <w:right w:type="dxa" w:w="120"/>
-            </w:tcMar>
-            <w:vAlign w:val="center"/>
-          </w:tcPr>
-          <w:p>
-            <w:pPr>
-              <w:keepNext w:val="false"/>
-              <w:spacing w:after="40" w:before="0" w:line="276"/>
-              <w:jc w:val="left"/>
-            </w:pPr>
-            <w:r>
-              <w:rPr>
-                <w:rFonts w:ascii="Segoe UI" w:cs="Segoe UI" w:eastAsia="Segoe UI" w:hAnsi="Segoe UI"/>
-                <w:b w:val="false"/>
-                <w:bCs w:val="false"/>
-                <w:i w:val="false"/>
-                <w:iCs w:val="false"/>
-                <w:color w:val="1B1A19"/>
-                <w:sz w:val="21"/>
-                <w:szCs w:val="21"/>
-              </w:rPr>
-              <w:t xml:space="preserve">Assets approved.</w:t>
-            </w:r>
-          </w:p>
-        </w:tc>
-      </w:tr>
-      <w:tr>
-        <w:trPr>
-          <w:cantSplit/>
-        </w:trPr>
-        <w:tc>
-          <w:tcPr>
-            <w:tcW w:type="dxa" w:w="850"/>
-            <w:tcBorders>
-              <w:top w:val="single" w:color="D2D0CE" w:sz="1"/>
-              <w:left w:val="single" w:color="D2D0CE" w:sz="1"/>
-              <w:bottom w:val="single" w:color="D2D0CE" w:sz="1"/>
-              <w:right w:val="single" w:color="D2D0CE" w:sz="1"/>
-            </w:tcBorders>
-            <w:shd w:fill="F3F2F1" w:val="clear"/>
-            <w:tcMar>
-              <w:top w:type="dxa" w:w="90"/>
-              <w:left w:type="dxa" w:w="120"/>
-              <w:bottom w:type="dxa" w:w="90"/>
-              <w:right w:type="dxa" w:w="120"/>
-            </w:tcMar>
-            <w:vAlign w:val="center"/>
-          </w:tcPr>
-          <w:p>
-            <w:pPr>
-              <w:keepNext w:val="false"/>
-              <w:spacing w:after="40" w:before="0" w:line="276"/>
-              <w:jc w:val="left"/>
-            </w:pPr>
-            <w:r>
-              <w:rPr>
-                <w:rFonts w:ascii="Segoe UI" w:cs="Segoe UI" w:eastAsia="Segoe UI" w:hAnsi="Segoe UI"/>
-                <w:b w:val="false"/>
-                <w:bCs w:val="false"/>
-                <w:i w:val="false"/>
-                <w:iCs w:val="false"/>
-                <w:color w:val="1B1A19"/>
-                <w:sz w:val="21"/>
-                <w:szCs w:val="21"/>
-              </w:rPr>
-              <w:t xml:space="preserve">44-52</w:t>
-            </w:r>
-          </w:p>
-        </w:tc>
-        <w:tc>
-          <w:tcPr>
-            <w:tcW w:type="dxa" w:w="900"/>
-            <w:tcBorders>
-              <w:top w:val="single" w:color="D2D0CE" w:sz="1"/>
-              <w:left w:val="single" w:color="D2D0CE" w:sz="1"/>
-              <w:bottom w:val="single" w:color="D2D0CE" w:sz="1"/>
-              <w:right w:val="single" w:color="D2D0CE" w:sz="1"/>
-            </w:tcBorders>
-            <w:shd w:fill="F3F2F1" w:val="clear"/>
-            <w:tcMar>
-              <w:top w:type="dxa" w:w="90"/>
-              <w:left w:type="dxa" w:w="120"/>
-              <w:bottom w:type="dxa" w:w="90"/>
-              <w:right w:type="dxa" w:w="120"/>
-            </w:tcMar>
-            <w:vAlign w:val="center"/>
-          </w:tcPr>
-          <w:p>
-            <w:pPr>
-              <w:keepNext w:val="false"/>
-              <w:spacing w:after="40" w:before="0" w:line="276"/>
-              <w:jc w:val="left"/>
-            </w:pPr>
-            <w:r>
-              <w:rPr>
-                <w:rFonts w:ascii="Segoe UI" w:cs="Segoe UI" w:eastAsia="Segoe UI" w:hAnsi="Segoe UI"/>
-                <w:b w:val="false"/>
-                <w:bCs w:val="false"/>
-                <w:i w:val="false"/>
-                <w:iCs w:val="false"/>
-                <w:color w:val="1B1A19"/>
-                <w:sz w:val="21"/>
-                <w:szCs w:val="21"/>
-              </w:rPr>
-              <w:t xml:space="preserve">13</w:t>
-            </w:r>
-          </w:p>
-        </w:tc>
-        <w:tc>
-          <w:tcPr>
-            <w:tcW w:type="dxa" w:w="3350"/>
-            <w:tcBorders>
-              <w:top w:val="single" w:color="D2D0CE" w:sz="1"/>
-              <w:left w:val="single" w:color="D2D0CE" w:sz="1"/>
-              <w:bottom w:val="single" w:color="D2D0CE" w:sz="1"/>
-              <w:right w:val="single" w:color="D2D0CE" w:sz="1"/>
-            </w:tcBorders>
-            <w:shd w:fill="F3F2F1" w:val="clear"/>
-            <w:tcMar>
-              <w:top w:type="dxa" w:w="90"/>
-              <w:left w:type="dxa" w:w="120"/>
-              <w:bottom w:type="dxa" w:w="90"/>
-              <w:right w:type="dxa" w:w="120"/>
-            </w:tcMar>
-            <w:vAlign w:val="center"/>
-          </w:tcPr>
-          <w:p>
-            <w:pPr>
-              <w:keepNext w:val="false"/>
-              <w:spacing w:after="40" w:before="0" w:line="276"/>
-              <w:jc w:val="left"/>
-            </w:pPr>
-            <w:r>
-              <w:rPr>
-                <w:rFonts w:ascii="Segoe UI" w:cs="Segoe UI" w:eastAsia="Segoe UI" w:hAnsi="Segoe UI"/>
-                <w:b w:val="false"/>
-                <w:bCs w:val="false"/>
-                <w:i w:val="false"/>
-                <w:iCs w:val="false"/>
-                <w:color w:val="1B1A19"/>
-                <w:sz w:val="21"/>
-                <w:szCs w:val="21"/>
-              </w:rPr>
-              <w:t xml:space="preserve">Select environment and import.</w:t>
-            </w:r>
-          </w:p>
-        </w:tc>
-        <w:tc>
-          <w:tcPr>
-            <w:tcW w:type="dxa" w:w="2400"/>
-            <w:tcBorders>
-              <w:top w:val="single" w:color="D2D0CE" w:sz="1"/>
-              <w:left w:val="single" w:color="D2D0CE" w:sz="1"/>
-              <w:bottom w:val="single" w:color="D2D0CE" w:sz="1"/>
-              <w:right w:val="single" w:color="D2D0CE" w:sz="1"/>
-            </w:tcBorders>
-            <w:shd w:fill="F3F2F1" w:val="clear"/>
-            <w:tcMar>
-              <w:top w:type="dxa" w:w="90"/>
-              <w:left w:type="dxa" w:w="120"/>
-              <w:bottom w:type="dxa" w:w="90"/>
-              <w:right w:type="dxa" w:w="120"/>
-            </w:tcMar>
-            <w:vAlign w:val="center"/>
-          </w:tcPr>
-          <w:p>
-            <w:pPr>
-              <w:keepNext w:val="false"/>
-              <w:spacing w:after="40" w:before="0" w:line="276"/>
-              <w:jc w:val="left"/>
-            </w:pPr>
-            <w:r>
-              <w:rPr>
-                <w:rFonts w:ascii="Segoe UI" w:cs="Segoe UI" w:eastAsia="Segoe UI" w:hAnsi="Segoe UI"/>
-                <w:b w:val="false"/>
-                <w:bCs w:val="false"/>
-                <w:i w:val="false"/>
-                <w:iCs w:val="false"/>
-                <w:color w:val="1B1A19"/>
-                <w:sz w:val="21"/>
-                <w:szCs w:val="21"/>
-              </w:rPr>
-              <w:t xml:space="preserve">Open target solution.</w:t>
-            </w:r>
-          </w:p>
-        </w:tc>
-        <w:tc>
-          <w:tcPr>
-            <w:tcW w:type="dxa" w:w="1860"/>
-            <w:tcBorders>
-              <w:top w:val="single" w:color="D2D0CE" w:sz="1"/>
-              <w:left w:val="single" w:color="D2D0CE" w:sz="1"/>
-              <w:bottom w:val="single" w:color="D2D0CE" w:sz="1"/>
-              <w:right w:val="single" w:color="D2D0CE" w:sz="1"/>
-            </w:tcBorders>
-            <w:shd w:fill="F3F2F1" w:val="clear"/>
-            <w:tcMar>
-              <w:top w:type="dxa" w:w="90"/>
-              <w:left w:type="dxa" w:w="120"/>
-              <w:bottom w:type="dxa" w:w="90"/>
-              <w:right w:type="dxa" w:w="120"/>
-            </w:tcMar>
-            <w:vAlign w:val="center"/>
-          </w:tcPr>
-          <w:p>
-            <w:pPr>
-              <w:keepNext w:val="false"/>
-              <w:spacing w:after="40" w:before="0" w:line="276"/>
-              <w:jc w:val="left"/>
-            </w:pPr>
-            <w:r>
-              <w:rPr>
-                <w:rFonts w:ascii="Segoe UI" w:cs="Segoe UI" w:eastAsia="Segoe UI" w:hAnsi="Segoe UI"/>
-                <w:b w:val="false"/>
-                <w:bCs w:val="false"/>
-                <w:i w:val="false"/>
-                <w:iCs w:val="false"/>
-                <w:color w:val="1B1A19"/>
-                <w:sz w:val="21"/>
-                <w:szCs w:val="21"/>
-              </w:rPr>
-              <w:t xml:space="preserve">Imported prototype.</w:t>
-            </w:r>
-          </w:p>
-        </w:tc>
-      </w:tr>
-      <w:tr>
-        <w:trPr>
-          <w:cantSplit/>
-        </w:trPr>
-        <w:tc>
-          <w:tcPr>
-            <w:tcW w:type="dxa" w:w="850"/>
-            <w:tcBorders>
-              <w:top w:val="single" w:color="D2D0CE" w:sz="1"/>
-              <w:left w:val="single" w:color="D2D0CE" w:sz="1"/>
-              <w:bottom w:val="single" w:color="D2D0CE" w:sz="1"/>
-              <w:right w:val="single" w:color="D2D0CE" w:sz="1"/>
-            </w:tcBorders>
-            <w:shd w:fill="FFFFFF" w:val="clear"/>
-            <w:tcMar>
-              <w:top w:type="dxa" w:w="90"/>
-              <w:left w:type="dxa" w:w="120"/>
-              <w:bottom w:type="dxa" w:w="90"/>
-              <w:right w:type="dxa" w:w="120"/>
-            </w:tcMar>
-            <w:vAlign w:val="center"/>
-          </w:tcPr>
-          <w:p>
-            <w:pPr>
-              <w:keepNext w:val="false"/>
-              <w:spacing w:after="40" w:before="0" w:line="276"/>
-              <w:jc w:val="left"/>
-            </w:pPr>
-            <w:r>
-              <w:rPr>
-                <w:rFonts w:ascii="Segoe UI" w:cs="Segoe UI" w:eastAsia="Segoe UI" w:hAnsi="Segoe UI"/>
-                <w:b w:val="false"/>
-                <w:bCs w:val="false"/>
-                <w:i w:val="false"/>
-                <w:iCs w:val="false"/>
-                <w:color w:val="1B1A19"/>
-                <w:sz w:val="21"/>
-                <w:szCs w:val="21"/>
-              </w:rPr>
-              <w:t xml:space="preserve">52-56</w:t>
-            </w:r>
-          </w:p>
-        </w:tc>
-        <w:tc>
-          <w:tcPr>
-            <w:tcW w:type="dxa" w:w="900"/>
-            <w:tcBorders>
-              <w:top w:val="single" w:color="D2D0CE" w:sz="1"/>
-              <w:left w:val="single" w:color="D2D0CE" w:sz="1"/>
-              <w:bottom w:val="single" w:color="D2D0CE" w:sz="1"/>
-              <w:right w:val="single" w:color="D2D0CE" w:sz="1"/>
-            </w:tcBorders>
-            <w:shd w:fill="FFFFFF" w:val="clear"/>
-            <w:tcMar>
-              <w:top w:type="dxa" w:w="90"/>
-              <w:left w:type="dxa" w:w="120"/>
-              <w:bottom w:type="dxa" w:w="90"/>
-              <w:right w:type="dxa" w:w="120"/>
-            </w:tcMar>
-            <w:vAlign w:val="center"/>
-          </w:tcPr>
-          <w:p>
-            <w:pPr>
-              <w:keepNext w:val="false"/>
-              <w:spacing w:after="40" w:before="0" w:line="276"/>
-              <w:jc w:val="left"/>
-            </w:pPr>
-            <w:r>
-              <w:rPr>
-                <w:rFonts w:ascii="Segoe UI" w:cs="Segoe UI" w:eastAsia="Segoe UI" w:hAnsi="Segoe UI"/>
-                <w:b w:val="false"/>
-                <w:bCs w:val="false"/>
-                <w:i w:val="false"/>
-                <w:iCs w:val="false"/>
-                <w:color w:val="1B1A19"/>
-                <w:sz w:val="21"/>
-                <w:szCs w:val="21"/>
-              </w:rPr>
-              <w:t xml:space="preserve">14</w:t>
-            </w:r>
-          </w:p>
-        </w:tc>
-        <w:tc>
-          <w:tcPr>
-            <w:tcW w:type="dxa" w:w="3350"/>
-            <w:tcBorders>
-              <w:top w:val="single" w:color="D2D0CE" w:sz="1"/>
-              <w:left w:val="single" w:color="D2D0CE" w:sz="1"/>
-              <w:bottom w:val="single" w:color="D2D0CE" w:sz="1"/>
-              <w:right w:val="single" w:color="D2D0CE" w:sz="1"/>
-            </w:tcBorders>
-            <w:shd w:fill="FFFFFF" w:val="clear"/>
-            <w:tcMar>
-              <w:top w:type="dxa" w:w="90"/>
-              <w:left w:type="dxa" w:w="120"/>
-              <w:bottom w:type="dxa" w:w="90"/>
-              <w:right w:type="dxa" w:w="120"/>
-            </w:tcMar>
-            <w:vAlign w:val="center"/>
-          </w:tcPr>
-          <w:p>
-            <w:pPr>
-              <w:keepNext w:val="false"/>
-              <w:spacing w:after="40" w:before="0" w:line="276"/>
-              <w:jc w:val="left"/>
-            </w:pPr>
-            <w:r>
-              <w:rPr>
-                <w:rFonts w:ascii="Segoe UI" w:cs="Segoe UI" w:eastAsia="Segoe UI" w:hAnsi="Segoe UI"/>
-                <w:b w:val="false"/>
-                <w:bCs w:val="false"/>
-                <w:i w:val="false"/>
-                <w:iCs w:val="false"/>
-                <w:color w:val="1B1A19"/>
-                <w:sz w:val="21"/>
-                <w:szCs w:val="21"/>
-              </w:rPr>
-              <w:t xml:space="preserve">Run happy, edge, and unknown tests.</w:t>
-            </w:r>
-          </w:p>
-        </w:tc>
-        <w:tc>
-          <w:tcPr>
-            <w:tcW w:type="dxa" w:w="2400"/>
-            <w:tcBorders>
-              <w:top w:val="single" w:color="D2D0CE" w:sz="1"/>
-              <w:left w:val="single" w:color="D2D0CE" w:sz="1"/>
-              <w:bottom w:val="single" w:color="D2D0CE" w:sz="1"/>
-              <w:right w:val="single" w:color="D2D0CE" w:sz="1"/>
-            </w:tcBorders>
-            <w:shd w:fill="FFFFFF" w:val="clear"/>
-            <w:tcMar>
-              <w:top w:type="dxa" w:w="90"/>
-              <w:left w:type="dxa" w:w="120"/>
-              <w:bottom w:type="dxa" w:w="90"/>
-              <w:right w:type="dxa" w:w="120"/>
-            </w:tcMar>
-            <w:vAlign w:val="center"/>
-          </w:tcPr>
-          <w:p>
-            <w:pPr>
-              <w:keepNext w:val="false"/>
-              <w:spacing w:after="40" w:before="0" w:line="276"/>
-              <w:jc w:val="left"/>
-            </w:pPr>
-            <w:r>
-              <w:rPr>
-                <w:rFonts w:ascii="Segoe UI" w:cs="Segoe UI" w:eastAsia="Segoe UI" w:hAnsi="Segoe UI"/>
-                <w:b w:val="false"/>
-                <w:bCs w:val="false"/>
-                <w:i w:val="false"/>
-                <w:iCs w:val="false"/>
-                <w:color w:val="1B1A19"/>
-                <w:sz w:val="21"/>
-                <w:szCs w:val="21"/>
-              </w:rPr>
-              <w:t xml:space="preserve">Score the prototype.</w:t>
-            </w:r>
-          </w:p>
-        </w:tc>
-        <w:tc>
-          <w:tcPr>
-            <w:tcW w:type="dxa" w:w="1860"/>
-            <w:tcBorders>
-              <w:top w:val="single" w:color="D2D0CE" w:sz="1"/>
-              <w:left w:val="single" w:color="D2D0CE" w:sz="1"/>
-              <w:bottom w:val="single" w:color="D2D0CE" w:sz="1"/>
-              <w:right w:val="single" w:color="D2D0CE" w:sz="1"/>
-            </w:tcBorders>
-            <w:shd w:fill="FFFFFF" w:val="clear"/>
-            <w:tcMar>
-              <w:top w:type="dxa" w:w="90"/>
-              <w:left w:type="dxa" w:w="120"/>
-              <w:bottom w:type="dxa" w:w="90"/>
-              <w:right w:type="dxa" w:w="120"/>
-            </w:tcMar>
-            <w:vAlign w:val="center"/>
-          </w:tcPr>
-          <w:p>
-            <w:pPr>
-              <w:keepNext w:val="false"/>
-              <w:spacing w:after="40" w:before="0" w:line="276"/>
-              <w:jc w:val="left"/>
-            </w:pPr>
-            <w:r>
-              <w:rPr>
-                <w:rFonts w:ascii="Segoe UI" w:cs="Segoe UI" w:eastAsia="Segoe UI" w:hAnsi="Segoe UI"/>
-                <w:b w:val="false"/>
-                <w:bCs w:val="false"/>
-                <w:i w:val="false"/>
-                <w:iCs w:val="false"/>
-                <w:color w:val="1B1A19"/>
-                <w:sz w:val="21"/>
-                <w:szCs w:val="21"/>
-              </w:rPr>
-              <w:t xml:space="preserve">Test evidence.</w:t>
-            </w:r>
-          </w:p>
-        </w:tc>
-      </w:tr>
-      <w:tr>
-        <w:trPr>
-          <w:cantSplit/>
-        </w:trPr>
-        <w:tc>
-          <w:tcPr>
-            <w:tcW w:type="dxa" w:w="850"/>
-            <w:tcBorders>
-              <w:top w:val="single" w:color="D2D0CE" w:sz="1"/>
-              <w:left w:val="single" w:color="D2D0CE" w:sz="1"/>
-              <w:bottom w:val="single" w:color="D2D0CE" w:sz="1"/>
-              <w:right w:val="single" w:color="D2D0CE" w:sz="1"/>
-            </w:tcBorders>
-            <w:shd w:fill="F3F2F1" w:val="clear"/>
-            <w:tcMar>
-              <w:top w:type="dxa" w:w="90"/>
-              <w:left w:type="dxa" w:w="120"/>
-              <w:bottom w:type="dxa" w:w="90"/>
-              <w:right w:type="dxa" w:w="120"/>
-            </w:tcMar>
-            <w:vAlign w:val="center"/>
-          </w:tcPr>
-          <w:p>
-            <w:pPr>
-              <w:keepNext w:val="false"/>
-              <w:spacing w:after="40" w:before="0" w:line="276"/>
-              <w:jc w:val="left"/>
-            </w:pPr>
-            <w:r>
-              <w:rPr>
-                <w:rFonts w:ascii="Segoe UI" w:cs="Segoe UI" w:eastAsia="Segoe UI" w:hAnsi="Segoe UI"/>
-                <w:b w:val="false"/>
-                <w:bCs w:val="false"/>
-                <w:i w:val="false"/>
-                <w:iCs w:val="false"/>
-                <w:color w:val="1B1A19"/>
-                <w:sz w:val="21"/>
-                <w:szCs w:val="21"/>
-              </w:rPr>
-              <w:t xml:space="preserve">56-58</w:t>
-            </w:r>
-          </w:p>
-        </w:tc>
-        <w:tc>
-          <w:tcPr>
-            <w:tcW w:type="dxa" w:w="900"/>
-            <w:tcBorders>
-              <w:top w:val="single" w:color="D2D0CE" w:sz="1"/>
-              <w:left w:val="single" w:color="D2D0CE" w:sz="1"/>
-              <w:bottom w:val="single" w:color="D2D0CE" w:sz="1"/>
-              <w:right w:val="single" w:color="D2D0CE" w:sz="1"/>
-            </w:tcBorders>
-            <w:shd w:fill="F3F2F1" w:val="clear"/>
-            <w:tcMar>
-              <w:top w:type="dxa" w:w="90"/>
-              <w:left w:type="dxa" w:w="120"/>
-              <w:bottom w:type="dxa" w:w="90"/>
-              <w:right w:type="dxa" w:w="120"/>
-            </w:tcMar>
-            <w:vAlign w:val="center"/>
-          </w:tcPr>
-          <w:p>
-            <w:pPr>
-              <w:keepNext w:val="false"/>
-              <w:spacing w:after="40" w:before="0" w:line="276"/>
-              <w:jc w:val="left"/>
-            </w:pPr>
-            <w:r>
-              <w:rPr>
-                <w:rFonts w:ascii="Segoe UI" w:cs="Segoe UI" w:eastAsia="Segoe UI" w:hAnsi="Segoe UI"/>
-                <w:b w:val="false"/>
-                <w:bCs w:val="false"/>
-                <w:i w:val="false"/>
-                <w:iCs w:val="false"/>
-                <w:color w:val="1B1A19"/>
-                <w:sz w:val="21"/>
-                <w:szCs w:val="21"/>
-              </w:rPr>
-              <w:t xml:space="preserve">15</w:t>
-            </w:r>
-          </w:p>
-        </w:tc>
-        <w:tc>
-          <w:tcPr>
-            <w:tcW w:type="dxa" w:w="3350"/>
-            <w:tcBorders>
-              <w:top w:val="single" w:color="D2D0CE" w:sz="1"/>
-              <w:left w:val="single" w:color="D2D0CE" w:sz="1"/>
-              <w:bottom w:val="single" w:color="D2D0CE" w:sz="1"/>
-              <w:right w:val="single" w:color="D2D0CE" w:sz="1"/>
-            </w:tcBorders>
-            <w:shd w:fill="F3F2F1" w:val="clear"/>
-            <w:tcMar>
-              <w:top w:type="dxa" w:w="90"/>
-              <w:left w:type="dxa" w:w="120"/>
-              <w:bottom w:type="dxa" w:w="90"/>
-              <w:right w:type="dxa" w:w="120"/>
-            </w:tcMar>
-            <w:vAlign w:val="center"/>
-          </w:tcPr>
-          <w:p>
-            <w:pPr>
-              <w:keepNext w:val="false"/>
-              <w:spacing w:after="40" w:before="0" w:line="276"/>
-              <w:jc w:val="left"/>
-            </w:pPr>
-            <w:r>
-              <w:rPr>
-                <w:rFonts w:ascii="Segoe UI" w:cs="Segoe UI" w:eastAsia="Segoe UI" w:hAnsi="Segoe UI"/>
-                <w:b w:val="false"/>
-                <w:bCs w:val="false"/>
-                <w:i w:val="false"/>
-                <w:iCs w:val="false"/>
-                <w:color w:val="1B1A19"/>
-                <w:sz w:val="21"/>
-                <w:szCs w:val="21"/>
-              </w:rPr>
-              <w:t xml:space="preserve">Reinforce permission, proof, production.</w:t>
-            </w:r>
-          </w:p>
-        </w:tc>
-        <w:tc>
-          <w:tcPr>
-            <w:tcW w:type="dxa" w:w="2400"/>
-            <w:tcBorders>
-              <w:top w:val="single" w:color="D2D0CE" w:sz="1"/>
-              <w:left w:val="single" w:color="D2D0CE" w:sz="1"/>
-              <w:bottom w:val="single" w:color="D2D0CE" w:sz="1"/>
-              <w:right w:val="single" w:color="D2D0CE" w:sz="1"/>
-            </w:tcBorders>
-            <w:shd w:fill="F3F2F1" w:val="clear"/>
-            <w:tcMar>
-              <w:top w:type="dxa" w:w="90"/>
-              <w:left w:type="dxa" w:w="120"/>
-              <w:bottom w:type="dxa" w:w="90"/>
-              <w:right w:type="dxa" w:w="120"/>
-            </w:tcMar>
-            <w:vAlign w:val="center"/>
-          </w:tcPr>
-          <w:p>
-            <w:pPr>
-              <w:keepNext w:val="false"/>
-              <w:spacing w:after="40" w:before="0" w:line="276"/>
-              <w:jc w:val="left"/>
-            </w:pPr>
-            <w:r>
-              <w:rPr>
-                <w:rFonts w:ascii="Segoe UI" w:cs="Segoe UI" w:eastAsia="Segoe UI" w:hAnsi="Segoe UI"/>
-                <w:b w:val="false"/>
-                <w:bCs w:val="false"/>
-                <w:i w:val="false"/>
-                <w:iCs w:val="false"/>
-                <w:color w:val="1B1A19"/>
-                <w:sz w:val="21"/>
-                <w:szCs w:val="21"/>
-              </w:rPr>
-              <w:t xml:space="preserve">Name one governance action.</w:t>
-            </w:r>
-          </w:p>
-        </w:tc>
-        <w:tc>
-          <w:tcPr>
-            <w:tcW w:type="dxa" w:w="1860"/>
-            <w:tcBorders>
-              <w:top w:val="single" w:color="D2D0CE" w:sz="1"/>
-              <w:left w:val="single" w:color="D2D0CE" w:sz="1"/>
-              <w:bottom w:val="single" w:color="D2D0CE" w:sz="1"/>
-              <w:right w:val="single" w:color="D2D0CE" w:sz="1"/>
-            </w:tcBorders>
-            <w:shd w:fill="F3F2F1" w:val="clear"/>
-            <w:tcMar>
-              <w:top w:type="dxa" w:w="90"/>
-              <w:left w:type="dxa" w:w="120"/>
-              <w:bottom w:type="dxa" w:w="90"/>
-              <w:right w:type="dxa" w:w="120"/>
-            </w:tcMar>
-            <w:vAlign w:val="center"/>
-          </w:tcPr>
-          <w:p>
-            <w:pPr>
-              <w:keepNext w:val="false"/>
-              <w:spacing w:after="40" w:before="0" w:line="276"/>
-              <w:jc w:val="left"/>
-            </w:pPr>
-            <w:r>
-              <w:rPr>
-                <w:rFonts w:ascii="Segoe UI" w:cs="Segoe UI" w:eastAsia="Segoe UI" w:hAnsi="Segoe UI"/>
-                <w:b w:val="false"/>
-                <w:bCs w:val="false"/>
-                <w:i w:val="false"/>
-                <w:iCs w:val="false"/>
-                <w:color w:val="1B1A19"/>
-                <w:sz w:val="21"/>
-                <w:szCs w:val="21"/>
-              </w:rPr>
-              <w:t xml:space="preserve">Responsible next step.</w:t>
-            </w:r>
-          </w:p>
-        </w:tc>
-      </w:tr>
-      <w:tr>
-        <w:trPr>
-          <w:cantSplit/>
-        </w:trPr>
-        <w:tc>
-          <w:tcPr>
-            <w:tcW w:type="dxa" w:w="850"/>
-            <w:tcBorders>
-              <w:top w:val="single" w:color="D2D0CE" w:sz="1"/>
-              <w:left w:val="single" w:color="D2D0CE" w:sz="1"/>
-              <w:bottom w:val="single" w:color="D2D0CE" w:sz="1"/>
-              <w:right w:val="single" w:color="D2D0CE" w:sz="1"/>
-            </w:tcBorders>
-            <w:shd w:fill="FFFFFF" w:val="clear"/>
-            <w:tcMar>
-              <w:top w:type="dxa" w:w="90"/>
-              <w:left w:type="dxa" w:w="120"/>
-              <w:bottom w:type="dxa" w:w="90"/>
-              <w:right w:type="dxa" w:w="120"/>
-            </w:tcMar>
-            <w:vAlign w:val="center"/>
-          </w:tcPr>
-          <w:p>
-            <w:pPr>
-              <w:keepNext w:val="false"/>
-              <w:spacing w:after="40" w:before="0" w:line="276"/>
-              <w:jc w:val="left"/>
-            </w:pPr>
-            <w:r>
-              <w:rPr>
-                <w:rFonts w:ascii="Segoe UI" w:cs="Segoe UI" w:eastAsia="Segoe UI" w:hAnsi="Segoe UI"/>
-                <w:b w:val="false"/>
-                <w:bCs w:val="false"/>
-                <w:i w:val="false"/>
-                <w:iCs w:val="false"/>
-                <w:color w:val="1B1A19"/>
-                <w:sz w:val="21"/>
-                <w:szCs w:val="21"/>
-              </w:rPr>
-              <w:t xml:space="preserve">58-60</w:t>
-            </w:r>
-          </w:p>
-        </w:tc>
-        <w:tc>
-          <w:tcPr>
-            <w:tcW w:type="dxa" w:w="900"/>
-            <w:tcBorders>
-              <w:top w:val="single" w:color="D2D0CE" w:sz="1"/>
-              <w:left w:val="single" w:color="D2D0CE" w:sz="1"/>
-              <w:bottom w:val="single" w:color="D2D0CE" w:sz="1"/>
-              <w:right w:val="single" w:color="D2D0CE" w:sz="1"/>
-            </w:tcBorders>
-            <w:shd w:fill="FFFFFF" w:val="clear"/>
-            <w:tcMar>
-              <w:top w:type="dxa" w:w="90"/>
-              <w:left w:type="dxa" w:w="120"/>
-              <w:bottom w:type="dxa" w:w="90"/>
-              <w:right w:type="dxa" w:w="120"/>
-            </w:tcMar>
-            <w:vAlign w:val="center"/>
-          </w:tcPr>
-          <w:p>
-            <w:pPr>
-              <w:keepNext w:val="false"/>
-              <w:spacing w:after="40" w:before="0" w:line="276"/>
-              <w:jc w:val="left"/>
-            </w:pPr>
-            <w:r>
-              <w:rPr>
-                <w:rFonts w:ascii="Segoe UI" w:cs="Segoe UI" w:eastAsia="Segoe UI" w:hAnsi="Segoe UI"/>
-                <w:b w:val="false"/>
-                <w:bCs w:val="false"/>
-                <w:i w:val="false"/>
-                <w:iCs w:val="false"/>
-                <w:color w:val="1B1A19"/>
-                <w:sz w:val="21"/>
-                <w:szCs w:val="21"/>
-              </w:rPr>
-              <w:t xml:space="preserve">16-17</w:t>
-            </w:r>
-          </w:p>
-        </w:tc>
-        <w:tc>
-          <w:tcPr>
-            <w:tcW w:type="dxa" w:w="3350"/>
-            <w:tcBorders>
-              <w:top w:val="single" w:color="D2D0CE" w:sz="1"/>
-              <w:left w:val="single" w:color="D2D0CE" w:sz="1"/>
-              <w:bottom w:val="single" w:color="D2D0CE" w:sz="1"/>
-              <w:right w:val="single" w:color="D2D0CE" w:sz="1"/>
-            </w:tcBorders>
-            <w:shd w:fill="FFFFFF" w:val="clear"/>
-            <w:tcMar>
-              <w:top w:type="dxa" w:w="90"/>
-              <w:left w:type="dxa" w:w="120"/>
-              <w:bottom w:type="dxa" w:w="90"/>
-              <w:right w:type="dxa" w:w="120"/>
-            </w:tcMar>
-            <w:vAlign w:val="center"/>
-          </w:tcPr>
-          <w:p>
-            <w:pPr>
-              <w:keepNext w:val="false"/>
-              <w:spacing w:after="40" w:before="0" w:line="276"/>
-              <w:jc w:val="left"/>
-            </w:pPr>
-            <w:r>
-              <w:rPr>
-                <w:rFonts w:ascii="Segoe UI" w:cs="Segoe UI" w:eastAsia="Segoe UI" w:hAnsi="Segoe UI"/>
-                <w:b w:val="false"/>
-                <w:bCs w:val="false"/>
-                <w:i w:val="false"/>
-                <w:iCs w:val="false"/>
-                <w:color w:val="1B1A19"/>
-                <w:sz w:val="21"/>
-                <w:szCs w:val="21"/>
-              </w:rPr>
-              <w:t xml:space="preserve">Run teach-back and close.</w:t>
-            </w:r>
-          </w:p>
-        </w:tc>
-        <w:tc>
-          <w:tcPr>
-            <w:tcW w:type="dxa" w:w="2400"/>
-            <w:tcBorders>
-              <w:top w:val="single" w:color="D2D0CE" w:sz="1"/>
-              <w:left w:val="single" w:color="D2D0CE" w:sz="1"/>
-              <w:bottom w:val="single" w:color="D2D0CE" w:sz="1"/>
-              <w:right w:val="single" w:color="D2D0CE" w:sz="1"/>
-            </w:tcBorders>
-            <w:shd w:fill="FFFFFF" w:val="clear"/>
-            <w:tcMar>
-              <w:top w:type="dxa" w:w="90"/>
-              <w:left w:type="dxa" w:w="120"/>
-              <w:bottom w:type="dxa" w:w="90"/>
-              <w:right w:type="dxa" w:w="120"/>
-            </w:tcMar>
-            <w:vAlign w:val="center"/>
-          </w:tcPr>
-          <w:p>
-            <w:pPr>
-              <w:keepNext w:val="false"/>
-              <w:spacing w:after="40" w:before="0" w:line="276"/>
-              <w:jc w:val="left"/>
-            </w:pPr>
-            <w:r>
-              <w:rPr>
-                <w:rFonts w:ascii="Segoe UI" w:cs="Segoe UI" w:eastAsia="Segoe UI" w:hAnsi="Segoe UI"/>
-                <w:b w:val="false"/>
-                <w:bCs w:val="false"/>
-                <w:i w:val="false"/>
-                <w:iCs w:val="false"/>
-                <w:color w:val="1B1A19"/>
-                <w:sz w:val="21"/>
-                <w:szCs w:val="21"/>
-              </w:rPr>
-              <w:t xml:space="preserve">Explain process and next change.</w:t>
-            </w:r>
-          </w:p>
-        </w:tc>
-        <w:tc>
-          <w:tcPr>
-            <w:tcW w:type="dxa" w:w="1860"/>
-            <w:tcBorders>
-              <w:top w:val="single" w:color="D2D0CE" w:sz="1"/>
-              <w:left w:val="single" w:color="D2D0CE" w:sz="1"/>
-              <w:bottom w:val="single" w:color="D2D0CE" w:sz="1"/>
-              <w:right w:val="single" w:color="D2D0CE" w:sz="1"/>
-            </w:tcBorders>
-            <w:shd w:fill="FFFFFF" w:val="clear"/>
-            <w:tcMar>
-              <w:top w:type="dxa" w:w="90"/>
-              <w:left w:type="dxa" w:w="120"/>
-              <w:bottom w:type="dxa" w:w="90"/>
-              <w:right w:type="dxa" w:w="120"/>
-            </w:tcMar>
-            <w:vAlign w:val="center"/>
-          </w:tcPr>
-          <w:p>
-            <w:pPr>
-              <w:keepNext w:val="false"/>
-              <w:spacing w:after="40" w:before="0" w:line="276"/>
-              <w:jc w:val="left"/>
-            </w:pPr>
-            <w:r>
-              <w:rPr>
-                <w:rFonts w:ascii="Segoe UI" w:cs="Segoe UI" w:eastAsia="Segoe UI" w:hAnsi="Segoe UI"/>
-                <w:b w:val="false"/>
-                <w:bCs w:val="false"/>
-                <w:i w:val="false"/>
-                <w:iCs w:val="false"/>
-                <w:color w:val="1B1A19"/>
-                <w:sz w:val="21"/>
-                <w:szCs w:val="21"/>
-              </w:rPr>
-              <w:t xml:space="preserve">Learning check.</w:t>
+              <w:t xml:space="preserve">Owned next step.</w:t>
             </w:r>
           </w:p>
         </w:tc>
@@ -11798,7 +10982,7 @@
                 <w:sz w:val="21"/>
                 <w:szCs w:val="21"/>
               </w:rPr>
-              <w:t xml:space="preserve">"This is a build-along. By minute 60 we will have a confirmed MVP, two solution twins, an imported Copilot Studio solution, and test evidence."</w:t>
+              <w:t xml:space="preserve">"This is a build-along. By minute 57 you will have one shareable agent.py running and tested in your local Brainstem."</w:t>
             </w:r>
           </w:p>
         </w:tc>
@@ -11876,7 +11060,7 @@
                 <w:sz w:val="21"/>
                 <w:szCs w:val="21"/>
               </w:rPr>
-              <w:t xml:space="preserve">Participants expecting production readiness rather than prototype evidence.</w:t>
+              <w:t xml:space="preserve">Participants expecting production readiness rather than local prototype evidence.</w:t>
             </w:r>
           </w:p>
         </w:tc>
@@ -11920,7 +11104,7 @@
                 <w:sz w:val="21"/>
                 <w:szCs w:val="21"/>
               </w:rPr>
-              <w:t xml:space="preserve">"For this workshop, RAPP means the five-step Documents to Copilot Studio process."</w:t>
+              <w:t xml:space="preserve">"The required path is Sign in, Start, Author, Run, Share. Copilot Studio is a three-minute optional roadmap only."</w:t>
             </w:r>
           </w:p>
         </w:tc>
@@ -11998,7 +11182,7 @@
                 <w:sz w:val="21"/>
                 <w:szCs w:val="21"/>
               </w:rPr>
-              <w:t xml:space="preserve">Confusion with broader local RAPP installation or other destinations.</w:t>
+              <w:t xml:space="preserve">Participants assuming Azure or Power Platform access is required.</w:t>
             </w:r>
           </w:p>
         </w:tc>
@@ -12524,7 +11708,7 @@
                 <w:sz w:val="21"/>
                 <w:szCs w:val="21"/>
               </w:rPr>
-              <w:t xml:space="preserve">Call out demo twin vs live migration.</w:t>
+              <w:t xml:space="preserve">Keep the required path local and reversible.</w:t>
             </w:r>
           </w:p>
         </w:tc>
@@ -12669,7 +11853,7 @@
           <w:sz w:val="27"/>
           <w:szCs w:val="27"/>
         </w:rPr>
-        <w:t xml:space="preserve">MVP gate</w:t>
+        <w:t xml:space="preserve">Agent contract gate</w:t>
       </w:r>
     </w:p>
     <w:tbl>
@@ -12783,7 +11967,7 @@
                 <w:sz w:val="21"/>
                 <w:szCs w:val="21"/>
               </w:rPr>
-              <w:t xml:space="preserve">Do not let the room click Confirm silently. One person reads the statement aloud; another person points to evidence in the source for each major claim.</w:t>
+              <w:t xml:space="preserve">Before saving the file, one person reads the contract aloud while the navigator traces filename, metadata, parameters, perform(**kwargs), and expected output to the source.</w:t>
             </w:r>
           </w:p>
         </w:tc>
@@ -13006,7 +12190,7 @@
                 <w:sz w:val="21"/>
                 <w:szCs w:val="21"/>
               </w:rPr>
-              <w:t xml:space="preserve">The interpretation is close but contains a wrong user, system, capability, or success condition.</w:t>
+              <w:t xml:space="preserve">The contract contains a wrong user, parameter, capability, or output.</w:t>
             </w:r>
           </w:p>
         </w:tc>
@@ -13045,7 +12229,7 @@
                 <w:sz w:val="21"/>
                 <w:szCs w:val="21"/>
               </w:rPr>
-              <w:t xml:space="preserve">Change "send an email" to "create a synthetic service-request receipt."</w:t>
+              <w:t xml:space="preserve">Change "send an email" to "return a synthetic service-request receipt."</w:t>
             </w:r>
           </w:p>
         </w:tc>
@@ -13089,7 +12273,7 @@
                 <w:sz w:val="21"/>
                 <w:szCs w:val="21"/>
               </w:rPr>
-              <w:t xml:space="preserve">Re-derive</w:t>
+              <w:t xml:space="preserve">Re-scope</w:t>
             </w:r>
           </w:p>
         </w:tc>
@@ -13128,7 +12312,7 @@
                 <w:sz w:val="21"/>
                 <w:szCs w:val="21"/>
               </w:rPr>
-              <w:t xml:space="preserve">The source file changed materially or the derived MVP is structurally wrong.</w:t>
+              <w:t xml:space="preserve">The source is too broad or the contract exceeds four capabilities.</w:t>
             </w:r>
           </w:p>
         </w:tc>
@@ -13167,7 +12351,7 @@
                 <w:sz w:val="21"/>
                 <w:szCs w:val="21"/>
               </w:rPr>
-              <w:t xml:space="preserve">Replace a broad strategy deck with a focused transcript, then rerun.</w:t>
+              <w:t xml:space="preserve">Use the focused facilities transcript.</w:t>
             </w:r>
           </w:p>
         </w:tc>
@@ -13211,7 +12395,7 @@
                 <w:sz w:val="21"/>
                 <w:szCs w:val="21"/>
               </w:rPr>
-              <w:t xml:space="preserve">Confirm</w:t>
+              <w:t xml:space="preserve">Save</w:t>
             </w:r>
           </w:p>
         </w:tc>
@@ -13250,7 +12434,7 @@
                 <w:sz w:val="21"/>
                 <w:szCs w:val="21"/>
               </w:rPr>
-              <w:t xml:space="preserve">The statement is traceable to the source and narrow enough to test today.</w:t>
+              <w:t xml:space="preserve">The class and metadata are traceable to the source and testable locally.</w:t>
             </w:r>
           </w:p>
         </w:tc>
@@ -13289,7 +12473,7 @@
                 <w:sz w:val="21"/>
                 <w:szCs w:val="21"/>
               </w:rPr>
-              <w:t xml:space="preserve">Facilities MVP with intake, triage, FAQ answer, and request creation.</w:t>
+              <w:t xml:space="preserve">Save as facilities_request_agent.py in the top-level agents folder.</w:t>
             </w:r>
           </w:p>
         </w:tc>
@@ -13312,7 +12496,7 @@
           <w:sz w:val="27"/>
           <w:szCs w:val="27"/>
         </w:rPr>
-        <w:t xml:space="preserve">Review twins</w:t>
+        <w:t xml:space="preserve">Review contract and runtime proof</w:t>
       </w:r>
     </w:p>
     <w:tbl>
@@ -13493,7 +12677,7 @@
                 <w:sz w:val="21"/>
                 <w:szCs w:val="21"/>
               </w:rPr>
-              <w:t xml:space="preserve">Demo twin</w:t>
+              <w:t xml:space="preserve">Agent contract</w:t>
             </w:r>
           </w:p>
         </w:tc>
@@ -13532,7 +12716,7 @@
                 <w:sz w:val="21"/>
                 <w:szCs w:val="21"/>
               </w:rPr>
-              <w:t xml:space="preserve">Same scenario on synthetic data, no connections, works immediately.</w:t>
+              <w:t xml:space="preserve">The file declares when the tool is called, required parameters, and perform behavior.</w:t>
             </w:r>
           </w:p>
         </w:tc>
@@ -13571,7 +12755,7 @@
                 <w:sz w:val="21"/>
                 <w:szCs w:val="21"/>
               </w:rPr>
-              <w:t xml:space="preserve">Can we prove the conversation and output safely?</w:t>
+              <w:t xml:space="preserve">Does every field trace to the source?</w:t>
             </w:r>
           </w:p>
         </w:tc>
@@ -13615,7 +12799,7 @@
                 <w:sz w:val="21"/>
                 <w:szCs w:val="21"/>
               </w:rPr>
-              <w:t xml:space="preserve">Live prototype</w:t>
+              <w:t xml:space="preserve">Brainstem runtime</w:t>
             </w:r>
           </w:p>
         </w:tc>
@@ -13654,7 +12838,7 @@
                 <w:sz w:val="21"/>
                 <w:szCs w:val="21"/>
               </w:rPr>
-              <w:t xml:space="preserve">Connector-ready migration contract that needs reviewed connection binding.</w:t>
+              <w:t xml:space="preserve">The local chat invokes the tool, returns a response, and exposes agent logs.</w:t>
             </w:r>
           </w:p>
         </w:tc>
@@ -13693,7 +12877,7 @@
                 <w:sz w:val="21"/>
                 <w:szCs w:val="21"/>
               </w:rPr>
-              <w:t xml:space="preserve">Are the named systems and actions honest and governable?</w:t>
+              <w:t xml:space="preserve">Does observed behavior match the contract?</w:t>
             </w:r>
           </w:p>
         </w:tc>
@@ -13716,7 +12900,7 @@
           <w:sz w:val="27"/>
           <w:szCs w:val="27"/>
         </w:rPr>
-        <w:t xml:space="preserve">Deploy and test</w:t>
+        <w:t xml:space="preserve">Run, refine, and optionally extend</w:t>
       </w:r>
     </w:p>
     <w:tbl>
@@ -13897,7 +13081,7 @@
                 <w:sz w:val="21"/>
                 <w:szCs w:val="21"/>
               </w:rPr>
-              <w:t xml:space="preserve">Choose environment</w:t>
+              <w:t xml:space="preserve">Import locally</w:t>
             </w:r>
           </w:p>
         </w:tc>
@@ -13936,7 +13120,7 @@
                 <w:sz w:val="21"/>
                 <w:szCs w:val="21"/>
               </w:rPr>
-              <w:t xml:space="preserve">"Use the signed-in account and select the dedicated workshop environment."</w:t>
+              <w:t xml:space="preserve">"Drop/import the file into the top-level agents folder; the next request discovers it."</w:t>
             </w:r>
           </w:p>
         </w:tc>
@@ -13975,7 +13159,7 @@
                 <w:sz w:val="21"/>
                 <w:szCs w:val="21"/>
               </w:rPr>
-              <w:t xml:space="preserve">If none is visible, confirm tenant/role and pair the participant.</w:t>
+              <w:t xml:space="preserve">Use the known-good fallback file.</w:t>
             </w:r>
           </w:p>
         </w:tc>
@@ -14019,7 +13203,7 @@
                 <w:sz w:val="21"/>
                 <w:szCs w:val="21"/>
               </w:rPr>
-              <w:t xml:space="preserve">Import</w:t>
+              <w:t xml:space="preserve">Refine</w:t>
             </w:r>
           </w:p>
         </w:tc>
@@ -14058,7 +13242,7 @@
                 <w:sz w:val="21"/>
                 <w:szCs w:val="21"/>
               </w:rPr>
-              <w:t xml:space="preserve">"RAPP imports live first and demo second because Dataverse runs imports sequentially."</w:t>
+              <w:t xml:space="preserve">"Edit the file and send the next request; no restart is required."</w:t>
             </w:r>
           </w:p>
         </w:tc>
@@ -14097,7 +13281,7 @@
                 <w:sz w:val="21"/>
                 <w:szCs w:val="21"/>
               </w:rPr>
-              <w:t xml:space="preserve">If another import is running, switch to fallback packages or environment.</w:t>
+              <w:t xml:space="preserve">Restore the last passing version if syntax breaks.</w:t>
             </w:r>
           </w:p>
         </w:tc>
@@ -14141,7 +13325,7 @@
                 <w:sz w:val="21"/>
                 <w:szCs w:val="21"/>
               </w:rPr>
-              <w:t xml:space="preserve">Publish</w:t>
+              <w:t xml:space="preserve">Share</w:t>
             </w:r>
           </w:p>
         </w:tc>
@@ -14180,7 +13364,7 @@
                 <w:sz w:val="21"/>
                 <w:szCs w:val="21"/>
               </w:rPr>
-              <w:t xml:space="preserve">"We import unpublished by default so review remains explicit."</w:t>
+              <w:t xml:space="preserve">"Export or send the one-file agent after the behavior gate passes."</w:t>
             </w:r>
           </w:p>
         </w:tc>
@@ -14219,7 +13403,7 @@
                 <w:sz w:val="21"/>
                 <w:szCs w:val="21"/>
               </w:rPr>
-              <w:t xml:space="preserve">Leave unpublished; document owner and approval path.</w:t>
+              <w:t xml:space="preserve">Keep the local test evidence beside it.</w:t>
             </w:r>
           </w:p>
         </w:tc>
@@ -14263,7 +13447,7 @@
                 <w:sz w:val="21"/>
                 <w:szCs w:val="21"/>
               </w:rPr>
-              <w:t xml:space="preserve">Test</w:t>
+              <w:t xml:space="preserve">Optional extension</w:t>
             </w:r>
           </w:p>
         </w:tc>
@@ -14302,7 +13486,7 @@
                 <w:sz w:val="21"/>
                 <w:szCs w:val="21"/>
               </w:rPr>
-              <w:t xml:space="preserve">"Run a happy path, edge case, and unknown value against the confirmed MVP."</w:t>
+              <w:t xml:space="preserve">"Import the facilitator agent from Teams for local M365 HTML + solution ZIP; direct deployment needs separate rights."</w:t>
             </w:r>
           </w:p>
         </w:tc>
@@ -14341,7 +13525,7 @@
                 <w:sz w:val="21"/>
                 <w:szCs w:val="21"/>
               </w:rPr>
-              <w:t xml:space="preserve">Use the scoring guide and capture the next improvement.</w:t>
+              <w:t xml:space="preserve">Use static HTML when no environment is connected.</w:t>
             </w:r>
           </w:p>
         </w:tc>
@@ -14384,7 +13568,7 @@
           <w:sz w:val="27"/>
           <w:szCs w:val="27"/>
         </w:rPr>
-        <w:t xml:space="preserve">Expected MVP</w:t>
+        <w:t xml:space="preserve">Expected local agent contract</w:t>
       </w:r>
     </w:p>
     <w:tbl>
@@ -15146,7 +14330,7 @@
                 <w:sz w:val="21"/>
                 <w:szCs w:val="21"/>
               </w:rPr>
-              <w:t xml:space="preserve">Workshop uses a deterministic synthetic receipt; live path remains connector-ready.</w:t>
+              <w:t xml:space="preserve">Local agent returns a deterministic synthetic receipt; no external system is mutated.</w:t>
             </w:r>
           </w:p>
         </w:tc>
@@ -15663,7 +14847,7 @@
                 <w:sz w:val="21"/>
                 <w:szCs w:val="21"/>
               </w:rPr>
-              <w:t xml:space="preserve">MVP gate</w:t>
+              <w:t xml:space="preserve">Contract gate</w:t>
             </w:r>
           </w:p>
         </w:tc>
@@ -15702,7 +14886,7 @@
                 <w:sz w:val="21"/>
                 <w:szCs w:val="21"/>
               </w:rPr>
-              <w:t xml:space="preserve">Confirmed title + statement.</w:t>
+              <w:t xml:space="preserve">Filename, metadata, parameters, perform behavior.</w:t>
             </w:r>
           </w:p>
         </w:tc>
@@ -15741,7 +14925,7 @@
                 <w:sz w:val="21"/>
                 <w:szCs w:val="21"/>
               </w:rPr>
-              <w:t xml:space="preserve">Traceable to source; testable in session.</w:t>
+              <w:t xml:space="preserve">Traceable to source; testable locally.</w:t>
             </w:r>
           </w:p>
         </w:tc>
@@ -15780,7 +14964,7 @@
                 <w:sz w:val="21"/>
                 <w:szCs w:val="21"/>
               </w:rPr>
-              <w:t xml:space="preserve">Business owner</w:t>
+              <w:t xml:space="preserve">Business owner + navigator</w:t>
             </w:r>
           </w:p>
         </w:tc>
@@ -15824,7 +15008,7 @@
                 <w:sz w:val="21"/>
                 <w:szCs w:val="21"/>
               </w:rPr>
-              <w:t xml:space="preserve">Asset gate</w:t>
+              <w:t xml:space="preserve">Runtime gate</w:t>
             </w:r>
           </w:p>
         </w:tc>
@@ -15863,7 +15047,7 @@
                 <w:sz w:val="21"/>
                 <w:szCs w:val="21"/>
               </w:rPr>
-              <w:t xml:space="preserve">Capability list, generated file names, live/demo packages.</w:t>
+              <w:t xml:space="preserve">Agent file, local response, and agent logs.</w:t>
             </w:r>
           </w:p>
         </w:tc>
@@ -15902,7 +15086,7 @@
                 <w:sz w:val="21"/>
                 <w:szCs w:val="21"/>
               </w:rPr>
-              <w:t xml:space="preserve">Scope and systems are honest.</w:t>
+              <w:t xml:space="preserve">Observed behavior matches the contract.</w:t>
             </w:r>
           </w:p>
         </w:tc>
@@ -15941,7 +15125,7 @@
                 <w:sz w:val="21"/>
                 <w:szCs w:val="21"/>
               </w:rPr>
-              <w:t xml:space="preserve">Facilitator + technical owner</w:t>
+              <w:t xml:space="preserve">Participant pair</w:t>
             </w:r>
           </w:p>
         </w:tc>
@@ -15985,7 +15169,7 @@
                 <w:sz w:val="21"/>
                 <w:szCs w:val="21"/>
               </w:rPr>
-              <w:t xml:space="preserve">Deploy gate</w:t>
+              <w:t xml:space="preserve">Share gate</w:t>
             </w:r>
           </w:p>
         </w:tc>
@@ -16024,7 +15208,7 @@
                 <w:sz w:val="21"/>
                 <w:szCs w:val="21"/>
               </w:rPr>
-              <w:t xml:space="preserve">Environment, import result, publication status.</w:t>
+              <w:t xml:space="preserve">Passing agent.py and local evidence.</w:t>
             </w:r>
           </w:p>
         </w:tc>
@@ -16063,7 +15247,7 @@
                 <w:sz w:val="21"/>
                 <w:szCs w:val="21"/>
               </w:rPr>
-              <w:t xml:space="preserve">Imported to intended environment.</w:t>
+              <w:t xml:space="preserve">Safe to share as a workshop prototype.</w:t>
             </w:r>
           </w:p>
         </w:tc>
@@ -16102,7 +15286,7 @@
                 <w:sz w:val="21"/>
                 <w:szCs w:val="21"/>
               </w:rPr>
-              <w:t xml:space="preserve">Environment owner</w:t>
+              <w:t xml:space="preserve">Facilitator + participant</w:t>
             </w:r>
           </w:p>
         </w:tc>
@@ -16332,7 +15516,7 @@
           <w:sz w:val="21"/>
           <w:szCs w:val="21"/>
         </w:rPr>
-        <w:t xml:space="preserve">Where did the MVP gate improve confidence?</w:t>
+        <w:t xml:space="preserve">Where did the agent-contract gate improve confidence?</w:t>
       </w:r>
     </w:p>
     <w:p>
@@ -16355,7 +15539,7 @@
           <w:sz w:val="21"/>
           <w:szCs w:val="21"/>
         </w:rPr>
-        <w:t xml:space="preserve">What did the demo twin prove that the live prototype could not yet prove?</w:t>
+        <w:t xml:space="preserve">What did the local Brainstem run prove?</w:t>
       </w:r>
     </w:p>
     <w:p>
@@ -16406,6 +15590,796 @@
     </w:p>
     <w:p>
       <w:pPr>
+        <w:pStyle w:val="Heading2"/>
+        <w:keepNext/>
+        <w:spacing w:after="120" w:before="220"/>
+      </w:pPr>
+      <w:r>
+        <w:rPr>
+          <w:rFonts w:ascii="Segoe UI" w:cs="Segoe UI" w:eastAsia="Segoe UI" w:hAnsi="Segoe UI"/>
+          <w:b/>
+          <w:bCs/>
+          <w:i w:val="false"/>
+          <w:iCs w:val="false"/>
+          <w:color w:val="005A9E"/>
+          <w:sz w:val="27"/>
+          <w:szCs w:val="27"/>
+        </w:rPr>
+        <w:t xml:space="preserve">Test &amp; Eval handoff - do not duplicate the customer pipeline</w:t>
+      </w:r>
+    </w:p>
+    <w:p>
+      <w:pPr>
+        <w:keepNext w:val="false"/>
+        <w:spacing w:after="110" w:before="0" w:line="276"/>
+        <w:jc w:val="left"/>
+      </w:pPr>
+      <w:r>
+        <w:rPr>
+          <w:rFonts w:ascii="Segoe UI" w:cs="Segoe UI" w:eastAsia="Segoe UI" w:hAnsi="Segoe UI"/>
+          <w:b w:val="false"/>
+          <w:bCs w:val="false"/>
+          <w:i w:val="false"/>
+          <w:iCs w:val="false"/>
+          <w:color w:val="1B1A19"/>
+          <w:sz w:val="21"/>
+          <w:szCs w:val="21"/>
+        </w:rPr>
+        <w:t xml:space="preserve">The workshop creates seed evaluation assets; it does not create or replace a customer sandbox Evaluation Harness repository or GitHub Actions pipeline. Confirm the downstream owner and repository before delivery.</w:t>
+      </w:r>
+    </w:p>
+    <w:tbl>
+      <w:tblPr>
+        <w:tblW w:type="dxa" w:w="9360"/>
+        <w:tblBorders>
+          <w:top w:val="single" w:color="auto" w:sz="4"/>
+          <w:left w:val="single" w:color="auto" w:sz="4"/>
+          <w:bottom w:val="single" w:color="auto" w:sz="4"/>
+          <w:right w:val="single" w:color="auto" w:sz="4"/>
+          <w:insideH w:val="single" w:color="auto" w:sz="4"/>
+          <w:insideV w:val="single" w:color="auto" w:sz="4"/>
+        </w:tblBorders>
+      </w:tblPr>
+      <w:tblGrid>
+        <w:gridCol w:w="3100"/>
+        <w:gridCol w:w="3500"/>
+        <w:gridCol w:w="2760"/>
+      </w:tblGrid>
+      <w:tr>
+        <w:trPr>
+          <w:tblHeader/>
+        </w:trPr>
+        <w:tc>
+          <w:tcPr>
+            <w:tcW w:type="dxa" w:w="3100"/>
+            <w:tcBorders>
+              <w:top w:val="single" w:color="D2D0CE" w:sz="1"/>
+              <w:left w:val="single" w:color="D2D0CE" w:sz="1"/>
+              <w:bottom w:val="single" w:color="D2D0CE" w:sz="1"/>
+              <w:right w:val="single" w:color="D2D0CE" w:sz="1"/>
+            </w:tcBorders>
+            <w:shd w:fill="005A9E" w:val="clear"/>
+            <w:tcMar>
+              <w:top w:type="dxa" w:w="90"/>
+              <w:left w:type="dxa" w:w="120"/>
+              <w:bottom w:type="dxa" w:w="90"/>
+              <w:right w:type="dxa" w:w="120"/>
+            </w:tcMar>
+            <w:vAlign w:val="center"/>
+          </w:tcPr>
+          <w:p>
+            <w:pPr>
+              <w:keepNext w:val="false"/>
+              <w:spacing w:after="0" w:before="0" w:line="276"/>
+              <w:jc w:val="left"/>
+            </w:pPr>
+            <w:r>
+              <w:rPr>
+                <w:rFonts w:ascii="Segoe UI" w:cs="Segoe UI" w:eastAsia="Segoe UI" w:hAnsi="Segoe UI"/>
+                <w:b/>
+                <w:bCs/>
+                <w:i w:val="false"/>
+                <w:iCs w:val="false"/>
+                <w:color w:val="FFFFFF"/>
+                <w:sz w:val="19"/>
+                <w:szCs w:val="19"/>
+              </w:rPr>
+              <w:t xml:space="preserve">Workshop output</w:t>
+            </w:r>
+          </w:p>
+        </w:tc>
+        <w:tc>
+          <w:tcPr>
+            <w:tcW w:type="dxa" w:w="3500"/>
+            <w:tcBorders>
+              <w:top w:val="single" w:color="D2D0CE" w:sz="1"/>
+              <w:left w:val="single" w:color="D2D0CE" w:sz="1"/>
+              <w:bottom w:val="single" w:color="D2D0CE" w:sz="1"/>
+              <w:right w:val="single" w:color="D2D0CE" w:sz="1"/>
+            </w:tcBorders>
+            <w:shd w:fill="005A9E" w:val="clear"/>
+            <w:tcMar>
+              <w:top w:type="dxa" w:w="90"/>
+              <w:left w:type="dxa" w:w="120"/>
+              <w:bottom w:type="dxa" w:w="90"/>
+              <w:right w:type="dxa" w:w="120"/>
+            </w:tcMar>
+            <w:vAlign w:val="center"/>
+          </w:tcPr>
+          <w:p>
+            <w:pPr>
+              <w:keepNext w:val="false"/>
+              <w:spacing w:after="0" w:before="0" w:line="276"/>
+              <w:jc w:val="left"/>
+            </w:pPr>
+            <w:r>
+              <w:rPr>
+                <w:rFonts w:ascii="Segoe UI" w:cs="Segoe UI" w:eastAsia="Segoe UI" w:hAnsi="Segoe UI"/>
+                <w:b/>
+                <w:bCs/>
+                <w:i w:val="false"/>
+                <w:iCs w:val="false"/>
+                <w:color w:val="FFFFFF"/>
+                <w:sz w:val="19"/>
+                <w:szCs w:val="19"/>
+              </w:rPr>
+              <w:t xml:space="preserve">Handoff format</w:t>
+            </w:r>
+          </w:p>
+        </w:tc>
+        <w:tc>
+          <w:tcPr>
+            <w:tcW w:type="dxa" w:w="2760"/>
+            <w:tcBorders>
+              <w:top w:val="single" w:color="D2D0CE" w:sz="1"/>
+              <w:left w:val="single" w:color="D2D0CE" w:sz="1"/>
+              <w:bottom w:val="single" w:color="D2D0CE" w:sz="1"/>
+              <w:right w:val="single" w:color="D2D0CE" w:sz="1"/>
+            </w:tcBorders>
+            <w:shd w:fill="005A9E" w:val="clear"/>
+            <w:tcMar>
+              <w:top w:type="dxa" w:w="90"/>
+              <w:left w:type="dxa" w:w="120"/>
+              <w:bottom w:type="dxa" w:w="90"/>
+              <w:right w:type="dxa" w:w="120"/>
+            </w:tcMar>
+            <w:vAlign w:val="center"/>
+          </w:tcPr>
+          <w:p>
+            <w:pPr>
+              <w:keepNext w:val="false"/>
+              <w:spacing w:after="0" w:before="0" w:line="276"/>
+              <w:jc w:val="left"/>
+            </w:pPr>
+            <w:r>
+              <w:rPr>
+                <w:rFonts w:ascii="Segoe UI" w:cs="Segoe UI" w:eastAsia="Segoe UI" w:hAnsi="Segoe UI"/>
+                <w:b/>
+                <w:bCs/>
+                <w:i w:val="false"/>
+                <w:iCs w:val="false"/>
+                <w:color w:val="FFFFFF"/>
+                <w:sz w:val="19"/>
+                <w:szCs w:val="19"/>
+              </w:rPr>
+              <w:t xml:space="preserve">Downstream owner</w:t>
+            </w:r>
+          </w:p>
+        </w:tc>
+      </w:tr>
+      <w:tr>
+        <w:trPr>
+          <w:cantSplit/>
+        </w:trPr>
+        <w:tc>
+          <w:tcPr>
+            <w:tcW w:type="dxa" w:w="3100"/>
+            <w:tcBorders>
+              <w:top w:val="single" w:color="D2D0CE" w:sz="1"/>
+              <w:left w:val="single" w:color="D2D0CE" w:sz="1"/>
+              <w:bottom w:val="single" w:color="D2D0CE" w:sz="1"/>
+              <w:right w:val="single" w:color="D2D0CE" w:sz="1"/>
+            </w:tcBorders>
+            <w:shd w:fill="FFFFFF" w:val="clear"/>
+            <w:tcMar>
+              <w:top w:type="dxa" w:w="90"/>
+              <w:left w:type="dxa" w:w="120"/>
+              <w:bottom w:type="dxa" w:w="90"/>
+              <w:right w:type="dxa" w:w="120"/>
+            </w:tcMar>
+            <w:vAlign w:val="center"/>
+          </w:tcPr>
+          <w:p>
+            <w:pPr>
+              <w:keepNext w:val="false"/>
+              <w:spacing w:after="40" w:before="0" w:line="276"/>
+              <w:jc w:val="left"/>
+            </w:pPr>
+            <w:r>
+              <w:rPr>
+                <w:rFonts w:ascii="Segoe UI" w:cs="Segoe UI" w:eastAsia="Segoe UI" w:hAnsi="Segoe UI"/>
+                <w:b w:val="false"/>
+                <w:bCs w:val="false"/>
+                <w:i w:val="false"/>
+                <w:iCs w:val="false"/>
+                <w:color w:val="1B1A19"/>
+                <w:sz w:val="21"/>
+                <w:szCs w:val="21"/>
+              </w:rPr>
+              <w:t xml:space="preserve">Passing local agent</w:t>
+            </w:r>
+          </w:p>
+        </w:tc>
+        <w:tc>
+          <w:tcPr>
+            <w:tcW w:type="dxa" w:w="3500"/>
+            <w:tcBorders>
+              <w:top w:val="single" w:color="D2D0CE" w:sz="1"/>
+              <w:left w:val="single" w:color="D2D0CE" w:sz="1"/>
+              <w:bottom w:val="single" w:color="D2D0CE" w:sz="1"/>
+              <w:right w:val="single" w:color="D2D0CE" w:sz="1"/>
+            </w:tcBorders>
+            <w:shd w:fill="FFFFFF" w:val="clear"/>
+            <w:tcMar>
+              <w:top w:type="dxa" w:w="90"/>
+              <w:left w:type="dxa" w:w="120"/>
+              <w:bottom w:type="dxa" w:w="90"/>
+              <w:right w:type="dxa" w:w="120"/>
+            </w:tcMar>
+            <w:vAlign w:val="center"/>
+          </w:tcPr>
+          <w:p>
+            <w:pPr>
+              <w:keepNext w:val="false"/>
+              <w:spacing w:after="40" w:before="0" w:line="276"/>
+              <w:jc w:val="left"/>
+            </w:pPr>
+            <w:r>
+              <w:rPr>
+                <w:rFonts w:ascii="Segoe UI" w:cs="Segoe UI" w:eastAsia="Segoe UI" w:hAnsi="Segoe UI"/>
+                <w:b w:val="false"/>
+                <w:bCs w:val="false"/>
+                <w:i w:val="false"/>
+                <w:iCs w:val="false"/>
+                <w:color w:val="1B1A19"/>
+                <w:sz w:val="21"/>
+                <w:szCs w:val="21"/>
+              </w:rPr>
+              <w:t xml:space="preserve">agent.py + source provenance</w:t>
+            </w:r>
+          </w:p>
+        </w:tc>
+        <w:tc>
+          <w:tcPr>
+            <w:tcW w:type="dxa" w:w="2760"/>
+            <w:tcBorders>
+              <w:top w:val="single" w:color="D2D0CE" w:sz="1"/>
+              <w:left w:val="single" w:color="D2D0CE" w:sz="1"/>
+              <w:bottom w:val="single" w:color="D2D0CE" w:sz="1"/>
+              <w:right w:val="single" w:color="D2D0CE" w:sz="1"/>
+            </w:tcBorders>
+            <w:shd w:fill="FFFFFF" w:val="clear"/>
+            <w:tcMar>
+              <w:top w:type="dxa" w:w="90"/>
+              <w:left w:type="dxa" w:w="120"/>
+              <w:bottom w:type="dxa" w:w="90"/>
+              <w:right w:type="dxa" w:w="120"/>
+            </w:tcMar>
+            <w:vAlign w:val="center"/>
+          </w:tcPr>
+          <w:p>
+            <w:pPr>
+              <w:keepNext w:val="false"/>
+              <w:spacing w:after="40" w:before="0" w:line="276"/>
+              <w:jc w:val="left"/>
+            </w:pPr>
+            <w:r>
+              <w:rPr>
+                <w:rFonts w:ascii="Segoe UI" w:cs="Segoe UI" w:eastAsia="Segoe UI" w:hAnsi="Segoe UI"/>
+                <w:b w:val="false"/>
+                <w:bCs w:val="false"/>
+                <w:i w:val="false"/>
+                <w:iCs w:val="false"/>
+                <w:color w:val="1B1A19"/>
+                <w:sz w:val="21"/>
+                <w:szCs w:val="21"/>
+              </w:rPr>
+              <w:t xml:space="preserve">Customer evaluation repository</w:t>
+            </w:r>
+          </w:p>
+        </w:tc>
+      </w:tr>
+      <w:tr>
+        <w:trPr>
+          <w:cantSplit/>
+        </w:trPr>
+        <w:tc>
+          <w:tcPr>
+            <w:tcW w:type="dxa" w:w="3100"/>
+            <w:tcBorders>
+              <w:top w:val="single" w:color="D2D0CE" w:sz="1"/>
+              <w:left w:val="single" w:color="D2D0CE" w:sz="1"/>
+              <w:bottom w:val="single" w:color="D2D0CE" w:sz="1"/>
+              <w:right w:val="single" w:color="D2D0CE" w:sz="1"/>
+            </w:tcBorders>
+            <w:shd w:fill="F3F2F1" w:val="clear"/>
+            <w:tcMar>
+              <w:top w:type="dxa" w:w="90"/>
+              <w:left w:type="dxa" w:w="120"/>
+              <w:bottom w:type="dxa" w:w="90"/>
+              <w:right w:type="dxa" w:w="120"/>
+            </w:tcMar>
+            <w:vAlign w:val="center"/>
+          </w:tcPr>
+          <w:p>
+            <w:pPr>
+              <w:keepNext w:val="false"/>
+              <w:spacing w:after="40" w:before="0" w:line="276"/>
+              <w:jc w:val="left"/>
+            </w:pPr>
+            <w:r>
+              <w:rPr>
+                <w:rFonts w:ascii="Segoe UI" w:cs="Segoe UI" w:eastAsia="Segoe UI" w:hAnsi="Segoe UI"/>
+                <w:b w:val="false"/>
+                <w:bCs w:val="false"/>
+                <w:i w:val="false"/>
+                <w:iCs w:val="false"/>
+                <w:color w:val="1B1A19"/>
+                <w:sz w:val="21"/>
+                <w:szCs w:val="21"/>
+              </w:rPr>
+              <w:t xml:space="preserve">Test set</w:t>
+            </w:r>
+          </w:p>
+        </w:tc>
+        <w:tc>
+          <w:tcPr>
+            <w:tcW w:type="dxa" w:w="3500"/>
+            <w:tcBorders>
+              <w:top w:val="single" w:color="D2D0CE" w:sz="1"/>
+              <w:left w:val="single" w:color="D2D0CE" w:sz="1"/>
+              <w:bottom w:val="single" w:color="D2D0CE" w:sz="1"/>
+              <w:right w:val="single" w:color="D2D0CE" w:sz="1"/>
+            </w:tcBorders>
+            <w:shd w:fill="F3F2F1" w:val="clear"/>
+            <w:tcMar>
+              <w:top w:type="dxa" w:w="90"/>
+              <w:left w:type="dxa" w:w="120"/>
+              <w:bottom w:type="dxa" w:w="90"/>
+              <w:right w:type="dxa" w:w="120"/>
+            </w:tcMar>
+            <w:vAlign w:val="center"/>
+          </w:tcPr>
+          <w:p>
+            <w:pPr>
+              <w:keepNext w:val="false"/>
+              <w:spacing w:after="40" w:before="0" w:line="276"/>
+              <w:jc w:val="left"/>
+            </w:pPr>
+            <w:r>
+              <w:rPr>
+                <w:rFonts w:ascii="Segoe UI" w:cs="Segoe UI" w:eastAsia="Segoe UI" w:hAnsi="Segoe UI"/>
+                <w:b w:val="false"/>
+                <w:bCs w:val="false"/>
+                <w:i w:val="false"/>
+                <w:iCs w:val="false"/>
+                <w:color w:val="1B1A19"/>
+                <w:sz w:val="21"/>
+                <w:szCs w:val="21"/>
+              </w:rPr>
+              <w:t xml:space="preserve">Happy, edge, unknown, and safety prompts</w:t>
+            </w:r>
+          </w:p>
+        </w:tc>
+        <w:tc>
+          <w:tcPr>
+            <w:tcW w:type="dxa" w:w="2760"/>
+            <w:tcBorders>
+              <w:top w:val="single" w:color="D2D0CE" w:sz="1"/>
+              <w:left w:val="single" w:color="D2D0CE" w:sz="1"/>
+              <w:bottom w:val="single" w:color="D2D0CE" w:sz="1"/>
+              <w:right w:val="single" w:color="D2D0CE" w:sz="1"/>
+            </w:tcBorders>
+            <w:shd w:fill="F3F2F1" w:val="clear"/>
+            <w:tcMar>
+              <w:top w:type="dxa" w:w="90"/>
+              <w:left w:type="dxa" w:w="120"/>
+              <w:bottom w:type="dxa" w:w="90"/>
+              <w:right w:type="dxa" w:w="120"/>
+            </w:tcMar>
+            <w:vAlign w:val="center"/>
+          </w:tcPr>
+          <w:p>
+            <w:pPr>
+              <w:keepNext w:val="false"/>
+              <w:spacing w:after="40" w:before="0" w:line="276"/>
+              <w:jc w:val="left"/>
+            </w:pPr>
+            <w:r>
+              <w:rPr>
+                <w:rFonts w:ascii="Segoe UI" w:cs="Segoe UI" w:eastAsia="Segoe UI" w:hAnsi="Segoe UI"/>
+                <w:b w:val="false"/>
+                <w:bCs w:val="false"/>
+                <w:i w:val="false"/>
+                <w:iCs w:val="false"/>
+                <w:color w:val="1B1A19"/>
+                <w:sz w:val="21"/>
+                <w:szCs w:val="21"/>
+              </w:rPr>
+              <w:t xml:space="preserve">Evaluation harness owner</w:t>
+            </w:r>
+          </w:p>
+        </w:tc>
+      </w:tr>
+      <w:tr>
+        <w:trPr>
+          <w:cantSplit/>
+        </w:trPr>
+        <w:tc>
+          <w:tcPr>
+            <w:tcW w:type="dxa" w:w="3100"/>
+            <w:tcBorders>
+              <w:top w:val="single" w:color="D2D0CE" w:sz="1"/>
+              <w:left w:val="single" w:color="D2D0CE" w:sz="1"/>
+              <w:bottom w:val="single" w:color="D2D0CE" w:sz="1"/>
+              <w:right w:val="single" w:color="D2D0CE" w:sz="1"/>
+            </w:tcBorders>
+            <w:shd w:fill="FFFFFF" w:val="clear"/>
+            <w:tcMar>
+              <w:top w:type="dxa" w:w="90"/>
+              <w:left w:type="dxa" w:w="120"/>
+              <w:bottom w:type="dxa" w:w="90"/>
+              <w:right w:type="dxa" w:w="120"/>
+            </w:tcMar>
+            <w:vAlign w:val="center"/>
+          </w:tcPr>
+          <w:p>
+            <w:pPr>
+              <w:keepNext w:val="false"/>
+              <w:spacing w:after="40" w:before="0" w:line="276"/>
+              <w:jc w:val="left"/>
+            </w:pPr>
+            <w:r>
+              <w:rPr>
+                <w:rFonts w:ascii="Segoe UI" w:cs="Segoe UI" w:eastAsia="Segoe UI" w:hAnsi="Segoe UI"/>
+                <w:b w:val="false"/>
+                <w:bCs w:val="false"/>
+                <w:i w:val="false"/>
+                <w:iCs w:val="false"/>
+                <w:color w:val="1B1A19"/>
+                <w:sz w:val="21"/>
+                <w:szCs w:val="21"/>
+              </w:rPr>
+              <w:t xml:space="preserve">Expected behavior</w:t>
+            </w:r>
+          </w:p>
+        </w:tc>
+        <w:tc>
+          <w:tcPr>
+            <w:tcW w:type="dxa" w:w="3500"/>
+            <w:tcBorders>
+              <w:top w:val="single" w:color="D2D0CE" w:sz="1"/>
+              <w:left w:val="single" w:color="D2D0CE" w:sz="1"/>
+              <w:bottom w:val="single" w:color="D2D0CE" w:sz="1"/>
+              <w:right w:val="single" w:color="D2D0CE" w:sz="1"/>
+            </w:tcBorders>
+            <w:shd w:fill="FFFFFF" w:val="clear"/>
+            <w:tcMar>
+              <w:top w:type="dxa" w:w="90"/>
+              <w:left w:type="dxa" w:w="120"/>
+              <w:bottom w:type="dxa" w:w="90"/>
+              <w:right w:type="dxa" w:w="120"/>
+            </w:tcMar>
+            <w:vAlign w:val="center"/>
+          </w:tcPr>
+          <w:p>
+            <w:pPr>
+              <w:keepNext w:val="false"/>
+              <w:spacing w:after="40" w:before="0" w:line="276"/>
+              <w:jc w:val="left"/>
+            </w:pPr>
+            <w:r>
+              <w:rPr>
+                <w:rFonts w:ascii="Segoe UI" w:cs="Segoe UI" w:eastAsia="Segoe UI" w:hAnsi="Segoe UI"/>
+                <w:b w:val="false"/>
+                <w:bCs w:val="false"/>
+                <w:i w:val="false"/>
+                <w:iCs w:val="false"/>
+                <w:color w:val="1B1A19"/>
+                <w:sz w:val="21"/>
+                <w:szCs w:val="21"/>
+              </w:rPr>
+              <w:t xml:space="preserve">Scoring-guide rubric and required-pass cases</w:t>
+            </w:r>
+          </w:p>
+        </w:tc>
+        <w:tc>
+          <w:tcPr>
+            <w:tcW w:type="dxa" w:w="2760"/>
+            <w:tcBorders>
+              <w:top w:val="single" w:color="D2D0CE" w:sz="1"/>
+              <w:left w:val="single" w:color="D2D0CE" w:sz="1"/>
+              <w:bottom w:val="single" w:color="D2D0CE" w:sz="1"/>
+              <w:right w:val="single" w:color="D2D0CE" w:sz="1"/>
+            </w:tcBorders>
+            <w:shd w:fill="FFFFFF" w:val="clear"/>
+            <w:tcMar>
+              <w:top w:type="dxa" w:w="90"/>
+              <w:left w:type="dxa" w:w="120"/>
+              <w:bottom w:type="dxa" w:w="90"/>
+              <w:right w:type="dxa" w:w="120"/>
+            </w:tcMar>
+            <w:vAlign w:val="center"/>
+          </w:tcPr>
+          <w:p>
+            <w:pPr>
+              <w:keepNext w:val="false"/>
+              <w:spacing w:after="40" w:before="0" w:line="276"/>
+              <w:jc w:val="left"/>
+            </w:pPr>
+            <w:r>
+              <w:rPr>
+                <w:rFonts w:ascii="Segoe UI" w:cs="Segoe UI" w:eastAsia="Segoe UI" w:hAnsi="Segoe UI"/>
+                <w:b w:val="false"/>
+                <w:bCs w:val="false"/>
+                <w:i w:val="false"/>
+                <w:iCs w:val="false"/>
+                <w:color w:val="1B1A19"/>
+                <w:sz w:val="21"/>
+                <w:szCs w:val="21"/>
+              </w:rPr>
+              <w:t xml:space="preserve">Evaluator/grader owner</w:t>
+            </w:r>
+          </w:p>
+        </w:tc>
+      </w:tr>
+      <w:tr>
+        <w:trPr>
+          <w:cantSplit/>
+        </w:trPr>
+        <w:tc>
+          <w:tcPr>
+            <w:tcW w:type="dxa" w:w="3100"/>
+            <w:tcBorders>
+              <w:top w:val="single" w:color="D2D0CE" w:sz="1"/>
+              <w:left w:val="single" w:color="D2D0CE" w:sz="1"/>
+              <w:bottom w:val="single" w:color="D2D0CE" w:sz="1"/>
+              <w:right w:val="single" w:color="D2D0CE" w:sz="1"/>
+            </w:tcBorders>
+            <w:shd w:fill="F3F2F1" w:val="clear"/>
+            <w:tcMar>
+              <w:top w:type="dxa" w:w="90"/>
+              <w:left w:type="dxa" w:w="120"/>
+              <w:bottom w:type="dxa" w:w="90"/>
+              <w:right w:type="dxa" w:w="120"/>
+            </w:tcMar>
+            <w:vAlign w:val="center"/>
+          </w:tcPr>
+          <w:p>
+            <w:pPr>
+              <w:keepNext w:val="false"/>
+              <w:spacing w:after="40" w:before="0" w:line="276"/>
+              <w:jc w:val="left"/>
+            </w:pPr>
+            <w:r>
+              <w:rPr>
+                <w:rFonts w:ascii="Segoe UI" w:cs="Segoe UI" w:eastAsia="Segoe UI" w:hAnsi="Segoe UI"/>
+                <w:b w:val="false"/>
+                <w:bCs w:val="false"/>
+                <w:i w:val="false"/>
+                <w:iCs w:val="false"/>
+                <w:color w:val="1B1A19"/>
+                <w:sz w:val="21"/>
+                <w:szCs w:val="21"/>
+              </w:rPr>
+              <w:t xml:space="preserve">Observed evidence</w:t>
+            </w:r>
+          </w:p>
+        </w:tc>
+        <w:tc>
+          <w:tcPr>
+            <w:tcW w:type="dxa" w:w="3500"/>
+            <w:tcBorders>
+              <w:top w:val="single" w:color="D2D0CE" w:sz="1"/>
+              <w:left w:val="single" w:color="D2D0CE" w:sz="1"/>
+              <w:bottom w:val="single" w:color="D2D0CE" w:sz="1"/>
+              <w:right w:val="single" w:color="D2D0CE" w:sz="1"/>
+            </w:tcBorders>
+            <w:shd w:fill="F3F2F1" w:val="clear"/>
+            <w:tcMar>
+              <w:top w:type="dxa" w:w="90"/>
+              <w:left w:type="dxa" w:w="120"/>
+              <w:bottom w:type="dxa" w:w="90"/>
+              <w:right w:type="dxa" w:w="120"/>
+            </w:tcMar>
+            <w:vAlign w:val="center"/>
+          </w:tcPr>
+          <w:p>
+            <w:pPr>
+              <w:keepNext w:val="false"/>
+              <w:spacing w:after="40" w:before="0" w:line="276"/>
+              <w:jc w:val="left"/>
+            </w:pPr>
+            <w:r>
+              <w:rPr>
+                <w:rFonts w:ascii="Segoe UI" w:cs="Segoe UI" w:eastAsia="Segoe UI" w:hAnsi="Segoe UI"/>
+                <w:b w:val="false"/>
+                <w:bCs w:val="false"/>
+                <w:i w:val="false"/>
+                <w:iCs w:val="false"/>
+                <w:color w:val="1B1A19"/>
+                <w:sz w:val="21"/>
+                <w:szCs w:val="21"/>
+              </w:rPr>
+              <w:t xml:space="preserve">Responses, logs, scores, and known gaps</w:t>
+            </w:r>
+          </w:p>
+        </w:tc>
+        <w:tc>
+          <w:tcPr>
+            <w:tcW w:type="dxa" w:w="2760"/>
+            <w:tcBorders>
+              <w:top w:val="single" w:color="D2D0CE" w:sz="1"/>
+              <w:left w:val="single" w:color="D2D0CE" w:sz="1"/>
+              <w:bottom w:val="single" w:color="D2D0CE" w:sz="1"/>
+              <w:right w:val="single" w:color="D2D0CE" w:sz="1"/>
+            </w:tcBorders>
+            <w:shd w:fill="F3F2F1" w:val="clear"/>
+            <w:tcMar>
+              <w:top w:type="dxa" w:w="90"/>
+              <w:left w:type="dxa" w:w="120"/>
+              <w:bottom w:type="dxa" w:w="90"/>
+              <w:right w:type="dxa" w:w="120"/>
+            </w:tcMar>
+            <w:vAlign w:val="center"/>
+          </w:tcPr>
+          <w:p>
+            <w:pPr>
+              <w:keepNext w:val="false"/>
+              <w:spacing w:after="40" w:before="0" w:line="276"/>
+              <w:jc w:val="left"/>
+            </w:pPr>
+            <w:r>
+              <w:rPr>
+                <w:rFonts w:ascii="Segoe UI" w:cs="Segoe UI" w:eastAsia="Segoe UI" w:hAnsi="Segoe UI"/>
+                <w:b w:val="false"/>
+                <w:bCs w:val="false"/>
+                <w:i w:val="false"/>
+                <w:iCs w:val="false"/>
+                <w:color w:val="1B1A19"/>
+                <w:sz w:val="21"/>
+                <w:szCs w:val="21"/>
+              </w:rPr>
+              <w:t xml:space="preserve">GitHub Actions / reporting pipeline</w:t>
+            </w:r>
+          </w:p>
+        </w:tc>
+      </w:tr>
+      <w:tr>
+        <w:trPr>
+          <w:cantSplit/>
+        </w:trPr>
+        <w:tc>
+          <w:tcPr>
+            <w:tcW w:type="dxa" w:w="3100"/>
+            <w:tcBorders>
+              <w:top w:val="single" w:color="D2D0CE" w:sz="1"/>
+              <w:left w:val="single" w:color="D2D0CE" w:sz="1"/>
+              <w:bottom w:val="single" w:color="D2D0CE" w:sz="1"/>
+              <w:right w:val="single" w:color="D2D0CE" w:sz="1"/>
+            </w:tcBorders>
+            <w:shd w:fill="FFFFFF" w:val="clear"/>
+            <w:tcMar>
+              <w:top w:type="dxa" w:w="90"/>
+              <w:left w:type="dxa" w:w="120"/>
+              <w:bottom w:type="dxa" w:w="90"/>
+              <w:right w:type="dxa" w:w="120"/>
+            </w:tcMar>
+            <w:vAlign w:val="center"/>
+          </w:tcPr>
+          <w:p>
+            <w:pPr>
+              <w:keepNext w:val="false"/>
+              <w:spacing w:after="40" w:before="0" w:line="276"/>
+              <w:jc w:val="left"/>
+            </w:pPr>
+            <w:r>
+              <w:rPr>
+                <w:rFonts w:ascii="Segoe UI" w:cs="Segoe UI" w:eastAsia="Segoe UI" w:hAnsi="Segoe UI"/>
+                <w:b w:val="false"/>
+                <w:bCs w:val="false"/>
+                <w:i w:val="false"/>
+                <w:iCs w:val="false"/>
+                <w:color w:val="1B1A19"/>
+                <w:sz w:val="21"/>
+                <w:szCs w:val="21"/>
+              </w:rPr>
+              <w:t xml:space="preserve">Optional extension</w:t>
+            </w:r>
+          </w:p>
+        </w:tc>
+        <w:tc>
+          <w:tcPr>
+            <w:tcW w:type="dxa" w:w="3500"/>
+            <w:tcBorders>
+              <w:top w:val="single" w:color="D2D0CE" w:sz="1"/>
+              <w:left w:val="single" w:color="D2D0CE" w:sz="1"/>
+              <w:bottom w:val="single" w:color="D2D0CE" w:sz="1"/>
+              <w:right w:val="single" w:color="D2D0CE" w:sz="1"/>
+            </w:tcBorders>
+            <w:shd w:fill="FFFFFF" w:val="clear"/>
+            <w:tcMar>
+              <w:top w:type="dxa" w:w="90"/>
+              <w:left w:type="dxa" w:w="120"/>
+              <w:bottom w:type="dxa" w:w="90"/>
+              <w:right w:type="dxa" w:w="120"/>
+            </w:tcMar>
+            <w:vAlign w:val="center"/>
+          </w:tcPr>
+          <w:p>
+            <w:pPr>
+              <w:keepNext w:val="false"/>
+              <w:spacing w:after="40" w:before="0" w:line="276"/>
+              <w:jc w:val="left"/>
+            </w:pPr>
+            <w:r>
+              <w:rPr>
+                <w:rFonts w:ascii="Segoe UI" w:cs="Segoe UI" w:eastAsia="Segoe UI" w:hAnsi="Segoe UI"/>
+                <w:b w:val="false"/>
+                <w:bCs w:val="false"/>
+                <w:i w:val="false"/>
+                <w:iCs w:val="false"/>
+                <w:color w:val="1B1A19"/>
+                <w:sz w:val="21"/>
+                <w:szCs w:val="21"/>
+              </w:rPr>
+              <w:t xml:space="preserve">Static HTML demo and solution ZIP</w:t>
+            </w:r>
+          </w:p>
+        </w:tc>
+        <w:tc>
+          <w:tcPr>
+            <w:tcW w:type="dxa" w:w="2760"/>
+            <w:tcBorders>
+              <w:top w:val="single" w:color="D2D0CE" w:sz="1"/>
+              <w:left w:val="single" w:color="D2D0CE" w:sz="1"/>
+              <w:bottom w:val="single" w:color="D2D0CE" w:sz="1"/>
+              <w:right w:val="single" w:color="D2D0CE" w:sz="1"/>
+            </w:tcBorders>
+            <w:shd w:fill="FFFFFF" w:val="clear"/>
+            <w:tcMar>
+              <w:top w:type="dxa" w:w="90"/>
+              <w:left w:type="dxa" w:w="120"/>
+              <w:bottom w:type="dxa" w:w="90"/>
+              <w:right w:type="dxa" w:w="120"/>
+            </w:tcMar>
+            <w:vAlign w:val="center"/>
+          </w:tcPr>
+          <w:p>
+            <w:pPr>
+              <w:keepNext w:val="false"/>
+              <w:spacing w:after="40" w:before="0" w:line="276"/>
+              <w:jc w:val="left"/>
+            </w:pPr>
+            <w:r>
+              <w:rPr>
+                <w:rFonts w:ascii="Segoe UI" w:cs="Segoe UI" w:eastAsia="Segoe UI" w:hAnsi="Segoe UI"/>
+                <w:b w:val="false"/>
+                <w:bCs w:val="false"/>
+                <w:i w:val="false"/>
+                <w:iCs w:val="false"/>
+                <w:color w:val="1B1A19"/>
+                <w:sz w:val="21"/>
+                <w:szCs w:val="21"/>
+              </w:rPr>
+              <w:t xml:space="preserve">Copilot Studio delivery team</w:t>
+            </w:r>
+          </w:p>
+        </w:tc>
+      </w:tr>
+    </w:tbl>
+    <w:p>
+      <w:pPr>
         <w:pStyle w:val="Heading1"/>
         <w:keepNext/>
         <w:pageBreakBefore/>
@@ -16643,7 +16617,7 @@
                 <w:sz w:val="21"/>
                 <w:szCs w:val="21"/>
               </w:rPr>
-              <w:t xml:space="preserve">Sign-in fails</w:t>
+              <w:t xml:space="preserve">GitHub auth fails</w:t>
             </w:r>
           </w:p>
         </w:tc>
@@ -16682,7 +16656,7 @@
                 <w:sz w:val="21"/>
                 <w:szCs w:val="21"/>
               </w:rPr>
-              <w:t xml:space="preserve">Check popup, account, and tenant.</w:t>
+              <w:t xml:space="preserve">Check gh auth or the browser device-code flow.</w:t>
             </w:r>
           </w:p>
         </w:tc>
@@ -16804,7 +16778,7 @@
                 <w:sz w:val="21"/>
                 <w:szCs w:val="21"/>
               </w:rPr>
-              <w:t xml:space="preserve">No environment visible</w:t>
+              <w:t xml:space="preserve">Port 7071 busy</w:t>
             </w:r>
           </w:p>
         </w:tc>
@@ -16843,7 +16817,7 @@
                 <w:sz w:val="21"/>
                 <w:szCs w:val="21"/>
               </w:rPr>
-              <w:t xml:space="preserve">Verify maker role and target tenant.</w:t>
+              <w:t xml:space="preserve">Identify the known conflicting local process.</w:t>
             </w:r>
           </w:p>
         </w:tc>
@@ -16882,7 +16856,7 @@
                 <w:sz w:val="21"/>
                 <w:szCs w:val="21"/>
               </w:rPr>
-              <w:t xml:space="preserve">Use facilitator environment or demo twin.</w:t>
+              <w:t xml:space="preserve">Use the facilitator machine.</w:t>
             </w:r>
           </w:p>
         </w:tc>
@@ -16921,7 +16895,7 @@
                 <w:sz w:val="21"/>
                 <w:szCs w:val="21"/>
               </w:rPr>
-              <w:t xml:space="preserve">Customer IT remediates access.</w:t>
+              <w:t xml:space="preserve">Resolve the local port conflict.</w:t>
             </w:r>
           </w:p>
         </w:tc>
@@ -16965,7 +16939,7 @@
                 <w:sz w:val="21"/>
                 <w:szCs w:val="21"/>
               </w:rPr>
-              <w:t xml:space="preserve">Wrong MVP</w:t>
+              <w:t xml:space="preserve">Agent not loaded</w:t>
             </w:r>
           </w:p>
         </w:tc>
@@ -17004,7 +16978,7 @@
                 <w:sz w:val="21"/>
                 <w:szCs w:val="21"/>
               </w:rPr>
-              <w:t xml:space="preserve">Edit the statement.</w:t>
+              <w:t xml:space="preserve">Check top-level *_agent.py, class, metadata, and syntax.</w:t>
             </w:r>
           </w:p>
         </w:tc>
@@ -17043,7 +17017,7 @@
                 <w:sz w:val="21"/>
                 <w:szCs w:val="21"/>
               </w:rPr>
-              <w:t xml:space="preserve">Use expected MVP from scoring guide.</w:t>
+              <w:t xml:space="preserve">Use the known-good fallback file.</w:t>
             </w:r>
           </w:p>
         </w:tc>
@@ -17082,7 +17056,7 @@
                 <w:sz w:val="21"/>
                 <w:szCs w:val="21"/>
               </w:rPr>
-              <w:t xml:space="preserve">Improve source or survey.</w:t>
+              <w:t xml:space="preserve">Correct the local agent contract.</w:t>
             </w:r>
           </w:p>
         </w:tc>
@@ -17126,7 +17100,7 @@
                 <w:sz w:val="21"/>
                 <w:szCs w:val="21"/>
               </w:rPr>
-              <w:t xml:space="preserve">Generation fails</w:t>
+              <w:t xml:space="preserve">Import/syntax fails</w:t>
             </w:r>
           </w:p>
         </w:tc>
@@ -17165,7 +17139,7 @@
                 <w:sz w:val="21"/>
                 <w:szCs w:val="21"/>
               </w:rPr>
-              <w:t xml:space="preserve">Check file type, total size, and authentication.</w:t>
+              <w:t xml:space="preserve">Compile the file and read Brainstem logs.</w:t>
             </w:r>
           </w:p>
         </w:tc>
@@ -17204,7 +17178,7 @@
                 <w:sz w:val="21"/>
                 <w:szCs w:val="21"/>
               </w:rPr>
-              <w:t xml:space="preserve">Use prebuilt packages.</w:t>
+              <w:t xml:space="preserve">Restore the last passing file.</w:t>
             </w:r>
           </w:p>
         </w:tc>
@@ -17243,7 +17217,7 @@
                 <w:sz w:val="21"/>
                 <w:szCs w:val="21"/>
               </w:rPr>
-              <w:t xml:space="preserve">Export telemetry/test case.</w:t>
+              <w:t xml:space="preserve">Record the failing line and fix.</w:t>
             </w:r>
           </w:p>
         </w:tc>
@@ -17287,7 +17261,7 @@
                 <w:sz w:val="21"/>
                 <w:szCs w:val="21"/>
               </w:rPr>
-              <w:t xml:space="preserve">Import stalls</w:t>
+              <w:t xml:space="preserve">Model unavailable</w:t>
             </w:r>
           </w:p>
         </w:tc>
@@ -17326,7 +17300,7 @@
                 <w:sz w:val="21"/>
                 <w:szCs w:val="21"/>
               </w:rPr>
-              <w:t xml:space="preserve">Check for concurrent Dataverse import.</w:t>
+              <w:t xml:space="preserve">Switch the active GitHub Copilot model.</w:t>
             </w:r>
           </w:p>
         </w:tc>
@@ -17365,7 +17339,7 @@
                 <w:sz w:val="21"/>
                 <w:szCs w:val="21"/>
               </w:rPr>
-              <w:t xml:space="preserve">Use already imported fallback solution.</w:t>
+              <w:t xml:space="preserve">Use the facilitator machine.</w:t>
             </w:r>
           </w:p>
         </w:tc>
@@ -17404,7 +17378,7 @@
                 <w:sz w:val="21"/>
                 <w:szCs w:val="21"/>
               </w:rPr>
-              <w:t xml:space="preserve">Review import job.</w:t>
+              <w:t xml:space="preserve">Confirm model availability.</w:t>
             </w:r>
           </w:p>
         </w:tc>
@@ -17448,7 +17422,7 @@
                 <w:sz w:val="21"/>
                 <w:szCs w:val="21"/>
               </w:rPr>
-              <w:t xml:space="preserve">Live flow pending</w:t>
+              <w:t xml:space="preserve">Behavior differs</w:t>
             </w:r>
           </w:p>
         </w:tc>
@@ -17487,7 +17461,7 @@
                 <w:sz w:val="21"/>
                 <w:szCs w:val="21"/>
               </w:rPr>
-              <w:t xml:space="preserve">Explain connection references.</w:t>
+              <w:t xml:space="preserve">Compare runtime response/logs with the contract.</w:t>
             </w:r>
           </w:p>
         </w:tc>
@@ -17526,7 +17500,7 @@
                 <w:sz w:val="21"/>
                 <w:szCs w:val="21"/>
               </w:rPr>
-              <w:t xml:space="preserve">Test demo twin.</w:t>
+              <w:t xml:space="preserve">Use the expected response guide.</w:t>
             </w:r>
           </w:p>
         </w:tc>
@@ -17565,7 +17539,7 @@
                 <w:sz w:val="21"/>
                 <w:szCs w:val="21"/>
               </w:rPr>
-              <w:t xml:space="preserve">Assign binding and DLP review.</w:t>
+              <w:t xml:space="preserve">Update file and retest.</w:t>
             </w:r>
           </w:p>
         </w:tc>
@@ -18126,7 +18100,7 @@
                 <w:sz w:val="21"/>
                 <w:szCs w:val="21"/>
               </w:rPr>
-              <w:t xml:space="preserve">Evidence to MVP to prototype to test.</w:t>
+              <w:t xml:space="preserve">Source to local agent.py to Brainstem test.</w:t>
             </w:r>
           </w:p>
         </w:tc>
@@ -18204,7 +18178,7 @@
                 <w:sz w:val="21"/>
                 <w:szCs w:val="21"/>
               </w:rPr>
-              <w:t xml:space="preserve">Prototype and evidence package.</w:t>
+              <w:t xml:space="preserve">Local prototype + test/eval seed package.</w:t>
             </w:r>
           </w:p>
         </w:tc>
@@ -18287,7 +18261,7 @@
                 <w:sz w:val="21"/>
                 <w:szCs w:val="21"/>
               </w:rPr>
-              <w:t xml:space="preserve">Integration, operating model, change, production backlog.</w:t>
+              <w:t xml:space="preserve">Optional cloud/Copilot Studio, integration, operating model, production backlog.</w:t>
             </w:r>
           </w:p>
         </w:tc>
@@ -18326,7 +18300,7 @@
                 <w:sz w:val="21"/>
                 <w:szCs w:val="21"/>
               </w:rPr>
-              <w:t xml:space="preserve">Prototype evidence and gaps.</w:t>
+              <w:t xml:space="preserve">Local prototype evidence and gaps.</w:t>
             </w:r>
           </w:p>
         </w:tc>
